--- a/docs/作品设计报告.docx
+++ b/docs/作品设计报告.docx
@@ -9,7 +9,7 @@
       <w:r>
         <w:rPr>
           <w:b/>
-          <w:sz w:val="52"/>
+          <w:sz w:val="56"/>
         </w:rPr>
         <w:t>作品设计报告</w:t>
       </w:r>
@@ -41,7 +41,7 @@
       <w:tr>
         <w:tc>
           <w:tcPr>
-            <w:tcW w:type="dxa" w:w="1701"/>
+            <w:tcW w:type="dxa" w:w="4320"/>
           </w:tcPr>
           <w:p>
             <w:r>
@@ -63,7 +63,7 @@
       <w:tr>
         <w:tc>
           <w:tcPr>
-            <w:tcW w:type="dxa" w:w="1701"/>
+            <w:tcW w:type="dxa" w:w="4320"/>
           </w:tcPr>
           <w:p>
             <w:r>
@@ -85,7 +85,7 @@
       <w:tr>
         <w:tc>
           <w:tcPr>
-            <w:tcW w:type="dxa" w:w="1701"/>
+            <w:tcW w:type="dxa" w:w="4320"/>
           </w:tcPr>
           <w:p>
             <w:r>
@@ -107,7 +107,7 @@
       <w:tr>
         <w:tc>
           <w:tcPr>
-            <w:tcW w:type="dxa" w:w="1701"/>
+            <w:tcW w:type="dxa" w:w="4320"/>
           </w:tcPr>
           <w:p>
             <w:r>
@@ -127,7 +127,29 @@
       <w:tr>
         <w:tc>
           <w:tcPr>
-            <w:tcW w:type="dxa" w:w="1701"/>
+            <w:tcW w:type="dxa" w:w="4320"/>
+          </w:tcPr>
+          <w:p>
+            <w:r>
+              <w:t>所属院系</w:t>
+            </w:r>
+          </w:p>
+        </w:tc>
+        <w:tc>
+          <w:tcPr>
+            <w:tcW w:type="dxa" w:w="4320"/>
+          </w:tcPr>
+          <w:p>
+            <w:r>
+              <w:t>中国科学技术大学</w:t>
+            </w:r>
+          </w:p>
+        </w:tc>
+      </w:tr>
+      <w:tr>
+        <w:tc>
+          <w:tcPr>
+            <w:tcW w:type="dxa" w:w="4320"/>
           </w:tcPr>
           <w:p>
             <w:r>
@@ -152,6 +174,14 @@
         <w:br w:type="page"/>
       </w:r>
     </w:p>
+    <w:p>
+      <w:pPr>
+        <w:pStyle w:val="Heading1"/>
+      </w:pPr>
+      <w:r>
+        <w:t>作品信息</w:t>
+      </w:r>
+    </w:p>
     <w:tbl>
       <w:tblPr>
         <w:tblStyle w:val="TableGrid"/>
@@ -161,18 +191,6 @@
       <w:tblGrid>
         <w:gridCol w:w="8640"/>
       </w:tblGrid>
-      <w:tr>
-        <w:tc>
-          <w:tcPr>
-            <w:tcW w:type="dxa" w:w="8640"/>
-          </w:tcPr>
-          <w:p>
-            <w:r>
-              <w:t>作品信息</w:t>
-            </w:r>
-          </w:p>
-        </w:tc>
-      </w:tr>
       <w:tr>
         <w:tc>
           <w:tcPr>
@@ -192,7 +210,7 @@
           </w:tcPr>
           <w:p>
             <w:r>
-              <w:t>作品简介：本项目实现了一个基于中国国家密码管理局发布的国密算法（SM2/SM3/SM4）的简易安全即时通讯系统。系统支持基于SM2的ECDH密钥协商、消息的数字签名与验证、SM4-CBC模式的消息加密，以及基于SM3的HMAC完整性校验和挑战-响应身份认证。所有算法均为纯Python实现，不依赖第三方密码学库。</w:t>
+              <w:t>作品简介：本项目实现了一个基于中国国家密码管理局发布的国密算法（SM2/SM3/SM4）的简易安全即时通讯系统。系统采用纯Python实现，不依赖任何第三方密码学库，从底层算法到上层协议完整构建。核心功能包括：基于SM3的256位哈希计算、基于SM4的128位分组加密（支持ECB/CBC模式）、基于SM2椭圆曲线的数字签名与公钥加密、基于ECDH的密钥协商协议，以及完整的端到端安全通信流程。项目包含23个单元测试用例，所有测试均通过，验证了算法实现的正确性。</w:t>
             </w:r>
           </w:p>
         </w:tc>
@@ -204,7 +222,7 @@
           </w:tcPr>
           <w:p>
             <w:r>
-              <w:t>关键词：国密算法、SM2、SM3、SM4、安全通信、数字签名、椭圆曲线密码学</w:t>
+              <w:t>关键词：国密算法、SM2椭圆曲线密码、SM3哈希算法、SM4分组密码、安全通信、数字签名、密钥协商、ECDH</w:t>
             </w:r>
           </w:p>
         </w:tc>
@@ -216,9 +234,17 @@
           </w:tcPr>
           <w:p>
             <w:r>
-              <w:t>队伍成员：王延松（独立完成所有算法实现、协议设计、测试和文档编写）</w:t>
+              <w:t>队伍成员：王延松（独立完成）：负责所有算法的设计与实现、安全通信协议的设计、单元测试的编写、项目文档的撰写以及GitHub仓库的管理。</w:t>
             </w:r>
           </w:p>
+        </w:tc>
+      </w:tr>
+      <w:tr>
+        <w:tc>
+          <w:tcPr>
+            <w:tcW w:type="dxa" w:w="8640"/>
+          </w:tcPr>
+          <w:p/>
         </w:tc>
       </w:tr>
     </w:tbl>
@@ -237,7 +263,7 @@
     </w:p>
     <w:p>
       <w:pPr>
-        <w:spacing w:after="120"/>
+        <w:spacing w:after="80"/>
       </w:pPr>
       <w:r>
         <w:t>1. 作品功能简介说明</w:t>
@@ -245,7 +271,31 @@
     </w:p>
     <w:p>
       <w:pPr>
-        <w:spacing w:after="120"/>
+        <w:spacing w:after="80"/>
+      </w:pPr>
+      <w:r>
+        <w:t xml:space="preserve">   1.1 项目背景</w:t>
+      </w:r>
+    </w:p>
+    <w:p>
+      <w:pPr>
+        <w:spacing w:after="80"/>
+      </w:pPr>
+      <w:r>
+        <w:t xml:space="preserve">   1.2 核心功能</w:t>
+      </w:r>
+    </w:p>
+    <w:p>
+      <w:pPr>
+        <w:spacing w:after="80"/>
+      </w:pPr>
+      <w:r>
+        <w:t xml:space="preserve">   1.3 系统特点</w:t>
+      </w:r>
+    </w:p>
+    <w:p>
+      <w:pPr>
+        <w:spacing w:after="80"/>
       </w:pPr>
       <w:r>
         <w:t>2. 技术实现方案</w:t>
@@ -253,7 +303,7 @@
     </w:p>
     <w:p>
       <w:pPr>
-        <w:spacing w:after="120"/>
+        <w:spacing w:after="80"/>
       </w:pPr>
       <w:r>
         <w:t xml:space="preserve">   2.1 实现原理</w:t>
@@ -261,31 +311,39 @@
     </w:p>
     <w:p>
       <w:pPr>
-        <w:spacing w:after="120"/>
+        <w:spacing w:after="80"/>
       </w:pPr>
       <w:r>
-        <w:t xml:space="preserve">   2.2 参考资料</w:t>
+        <w:t xml:space="preserve">   2.2 算法对比分析</w:t>
       </w:r>
     </w:p>
     <w:p>
       <w:pPr>
-        <w:spacing w:after="120"/>
+        <w:spacing w:after="80"/>
       </w:pPr>
       <w:r>
-        <w:t xml:space="preserve">   2.3 开发环境</w:t>
+        <w:t xml:space="preserve">   2.3 参考资料</w:t>
       </w:r>
     </w:p>
     <w:p>
       <w:pPr>
-        <w:spacing w:after="120"/>
+        <w:spacing w:after="80"/>
       </w:pPr>
       <w:r>
-        <w:t xml:space="preserve">   2.4 开发指南</w:t>
+        <w:t xml:space="preserve">   2.4 开发环境</w:t>
       </w:r>
     </w:p>
     <w:p>
       <w:pPr>
-        <w:spacing w:after="120"/>
+        <w:spacing w:after="80"/>
+      </w:pPr>
+      <w:r>
+        <w:t xml:space="preserve">   2.5 项目结构</w:t>
+      </w:r>
+    </w:p>
+    <w:p>
+      <w:pPr>
+        <w:spacing w:after="80"/>
       </w:pPr>
       <w:r>
         <w:t>3. 系统设计与开发</w:t>
@@ -293,7 +351,7 @@
     </w:p>
     <w:p>
       <w:pPr>
-        <w:spacing w:after="120"/>
+        <w:spacing w:after="80"/>
       </w:pPr>
       <w:r>
         <w:t xml:space="preserve">   3.1 需求分析</w:t>
@@ -301,31 +359,47 @@
     </w:p>
     <w:p>
       <w:pPr>
-        <w:spacing w:after="120"/>
+        <w:spacing w:after="80"/>
       </w:pPr>
       <w:r>
-        <w:t xml:space="preserve">   3.2 功能设计</w:t>
+        <w:t xml:space="preserve">   3.2 系统架构设计</w:t>
       </w:r>
     </w:p>
     <w:p>
       <w:pPr>
-        <w:spacing w:after="120"/>
+        <w:spacing w:after="80"/>
       </w:pPr>
       <w:r>
-        <w:t xml:space="preserve">   3.3 功能测试</w:t>
+        <w:t xml:space="preserve">   3.3 核心模块设计</w:t>
       </w:r>
     </w:p>
     <w:p>
       <w:pPr>
-        <w:spacing w:after="120"/>
+        <w:spacing w:after="80"/>
       </w:pPr>
       <w:r>
-        <w:t xml:space="preserve">   3.4 遇到的问题和解决</w:t>
+        <w:t xml:space="preserve">   3.4 功能测试与结果分析</w:t>
       </w:r>
     </w:p>
     <w:p>
       <w:pPr>
-        <w:spacing w:after="120"/>
+        <w:spacing w:after="80"/>
+      </w:pPr>
+      <w:r>
+        <w:t xml:space="preserve">   3.5 安全性分析</w:t>
+      </w:r>
+    </w:p>
+    <w:p>
+      <w:pPr>
+        <w:spacing w:after="80"/>
+      </w:pPr>
+      <w:r>
+        <w:t xml:space="preserve">   3.6 遇到的问题和解决方案</w:t>
+      </w:r>
+    </w:p>
+    <w:p>
+      <w:pPr>
+        <w:spacing w:after="80"/>
       </w:pPr>
       <w:r>
         <w:t>4. 应用前景</w:t>
@@ -333,7 +407,7 @@
     </w:p>
     <w:p>
       <w:pPr>
-        <w:spacing w:after="120"/>
+        <w:spacing w:after="80"/>
       </w:pPr>
       <w:r>
         <w:t>5. 总结</w:t>
@@ -341,10 +415,10 @@
     </w:p>
     <w:p>
       <w:pPr>
-        <w:spacing w:after="120"/>
+        <w:spacing w:after="80"/>
       </w:pPr>
       <w:r>
-        <w:t>附录：代码仓库链接</w:t>
+        <w:t>附录：代码仓库信息</w:t>
       </w:r>
     </w:p>
     <w:p>
@@ -361,8 +435,119 @@
       </w:r>
     </w:p>
     <w:p>
+      <w:pPr>
+        <w:pStyle w:val="Heading2"/>
+      </w:pPr>
       <w:r>
-        <w:t>本项目实现了一个基于中国国密算法的简易安全即时通讯系统，主要功能包括：</w:t>
+        <w:t>1.1 项目背景</w:t>
+      </w:r>
+    </w:p>
+    <w:p>
+      <w:r>
+        <w:t>随着《中华人民共和国密码法》的颁布实施，国密算法在政务、金融、能源、交通等关键信息基础设施领域的应用日益广泛。国密算法是由中国国家密码管理局发布的自主可控密码算法标准，包括SM1（对称加密）、SM2（非对称加密）、SM3（哈希算法）、SM4（分组密码）等系列算法。</w:t>
+      </w:r>
+    </w:p>
+    <w:p>
+      <w:r>
+        <w:t>本项目选取了应用最广泛的三种国密算法——SM2、SM3、SM4，从零开始实现一个完整的安全即时通讯系统。项目采用纯Python实现，不依赖任何第三方密码学库（如pycryptodome等），旨在深入理解密码算法的数学原理和实现细节，同时验证国密算法在实际安全通信场景中的可行性。</w:t>
+      </w:r>
+    </w:p>
+    <w:p>
+      <w:pPr>
+        <w:pStyle w:val="Heading2"/>
+      </w:pPr>
+      <w:r>
+        <w:t>1.2 核心功能</w:t>
+      </w:r>
+    </w:p>
+    <w:p>
+      <w:r>
+        <w:t>本系统实现了以下核心功能模块：</w:t>
+      </w:r>
+    </w:p>
+    <w:p>
+      <w:r>
+        <w:rPr>
+          <w:b/>
+        </w:rPr>
+        <w:t>• SM3密码杂凑：</w:t>
+      </w:r>
+      <w:r>
+        <w:t>实现256位哈希值计算，支持任意长度消息输入，通过国密标准测试向量验证。</w:t>
+      </w:r>
+    </w:p>
+    <w:p>
+      <w:r>
+        <w:rPr>
+          <w:b/>
+        </w:rPr>
+        <w:t>• SM4分组加密：</w:t>
+      </w:r>
+      <w:r>
+        <w:t>实现128位分组加密算法，支持ECB（电子密码本）和CBC（密码块链接）两种工作模式，使用PKCS7标准填充方案。</w:t>
+      </w:r>
+    </w:p>
+    <w:p>
+      <w:r>
+        <w:rPr>
+          <w:b/>
+        </w:rPr>
+        <w:t>• SM2椭圆曲线密码：</w:t>
+      </w:r>
+      <w:r>
+        <w:t>实现密钥对生成、数字签名与验证、公钥加密与解密，基于256位素数域椭圆曲线。</w:t>
+      </w:r>
+    </w:p>
+    <w:p>
+      <w:r>
+        <w:rPr>
+          <w:b/>
+        </w:rPr>
+        <w:t>• ECDH密钥协商：</w:t>
+      </w:r>
+      <w:r>
+        <w:t>基于SM2椭圆曲线实现安全的共享密钥交换，通信双方无需预先共享密钥。</w:t>
+      </w:r>
+    </w:p>
+    <w:p>
+      <w:r>
+        <w:rPr>
+          <w:b/>
+        </w:rPr>
+        <w:t>• 端到端加密通信：</w:t>
+      </w:r>
+      <w:r>
+        <w:t>整合SM4对称加密和SM2非对称密码，实现消息的端到端加密传输。</w:t>
+      </w:r>
+    </w:p>
+    <w:p>
+      <w:r>
+        <w:rPr>
+          <w:b/>
+        </w:rPr>
+        <w:t>• 消息完整性校验：</w:t>
+      </w:r>
+      <w:r>
+        <w:t>基于SM3实现HMAC（哈希消息认证码），确保消息在传输过程中未被篡改。</w:t>
+      </w:r>
+    </w:p>
+    <w:p>
+      <w:r>
+        <w:rPr>
+          <w:b/>
+        </w:rPr>
+        <w:t>• 用户身份认证：</w:t>
+      </w:r>
+      <w:r>
+        <w:t>实现基于SM2数字签名的挑战-响应认证协议，防止身份伪造。</w:t>
+      </w:r>
+    </w:p>
+    <w:p>
+      <w:pPr>
+        <w:pStyle w:val="Heading2"/>
+      </w:pPr>
+      <w:r>
+        <w:t>1.3 系统特点</w:t>
       </w:r>
     </w:p>
     <w:p>
@@ -370,7 +555,7 @@
         <w:pStyle w:val="ListBullet"/>
       </w:pPr>
       <w:r>
-        <w:t>SM3哈希算法：实现256位哈希值计算，支持消息完整性校验。</w:t>
+        <w:t>纯算法实现：不依赖第三方密码学库，所有算法从底层数学运算开始实现，便于学习和理解。</w:t>
       </w:r>
     </w:p>
     <w:p>
@@ -378,7 +563,7 @@
         <w:pStyle w:val="ListBullet"/>
       </w:pPr>
       <w:r>
-        <w:t>SM4分组密码：实现128位分组加密，支持ECB和CBC两种工作模式，包含PKCS7填充。</w:t>
+        <w:t>模块化设计：SM2、SM3、SM4三个算法模块独立，便于单独测试和复用。</w:t>
       </w:r>
     </w:p>
     <w:p>
@@ -386,7 +571,7 @@
         <w:pStyle w:val="ListBullet"/>
       </w:pPr>
       <w:r>
-        <w:t>SM2椭圆曲线密码：实现密钥对生成、数字签名与验证、公钥加密与解密。</w:t>
+        <w:t>完整测试覆盖：23个单元测试用例覆盖所有核心功能，确保算法正确性。</w:t>
       </w:r>
     </w:p>
     <w:p>
@@ -394,7 +579,7 @@
         <w:pStyle w:val="ListBullet"/>
       </w:pPr>
       <w:r>
-        <w:t>ECDH密钥协商：基于SM2椭圆曲线实现安全的共享密钥交换。</w:t>
+        <w:t>安全性考虑：使用随机IV、HMAC完整性校验、挑战-响应认证等安全机制。</w:t>
       </w:r>
     </w:p>
     <w:p>
@@ -402,29 +587,7 @@
         <w:pStyle w:val="ListBullet"/>
       </w:pPr>
       <w:r>
-        <w:t>端到端加密通信：结合SM4和SM2实现消息的加密传输。</w:t>
-      </w:r>
-    </w:p>
-    <w:p>
-      <w:pPr>
-        <w:pStyle w:val="ListBullet"/>
-      </w:pPr>
-      <w:r>
-        <w:t>消息完整性校验：使用SM3实现HMAC，确保消息未被篡改。</w:t>
-      </w:r>
-    </w:p>
-    <w:p>
-      <w:pPr>
-        <w:pStyle w:val="ListBullet"/>
-      </w:pPr>
-      <w:r>
-        <w:t>挑战-响应认证：实现基于数字签名的用户身份认证。</w:t>
-      </w:r>
-    </w:p>
-    <w:p>
-      <w:r>
-        <w:br/>
-        <w:t>系统架构清晰，代码结构模块化，每个算法独立实现并配有完整的单元测试。</w:t>
+        <w:t>跨平台兼容：基于Python实现，可在Windows、Linux、macOS等平台运行。</w:t>
       </w:r>
     </w:p>
     <w:p>
@@ -444,8 +607,53 @@
       </w:r>
     </w:p>
     <w:p>
+      <w:pPr>
+        <w:pStyle w:val="Heading3"/>
+      </w:pPr>
       <w:r>
-        <w:t>本系统基于以下三种国密算法：</w:t>
+        <w:t>2.1.1 SM3密码杂凑算法</w:t>
+      </w:r>
+    </w:p>
+    <w:p>
+      <w:r>
+        <w:t>SM3是中国国家密码管理局于2010年发布的密码杂凑算法标准（GB/T 32905-2016），输出256位（32字节）的哈希值。该算法的设计基于Merkle-Damgard迭代结构，安全性目标为抗原像攻击、抗第二原像攻击和抗碰撞攻击。</w:t>
+      </w:r>
+    </w:p>
+    <w:p>
+      <w:r>
+        <w:t>算法主要步骤包括：</w:t>
+      </w:r>
+    </w:p>
+    <w:p>
+      <w:pPr>
+        <w:pStyle w:val="ListNumber"/>
+      </w:pPr>
+      <w:r>
+        <w:t>消息填充：将原始消息填充至512位的整数倍。首先添加比特1，然后填充0直到长度模512等于448，最后添加64位的消息长度（单位：比特）。</w:t>
+      </w:r>
+    </w:p>
+    <w:p>
+      <w:pPr>
+        <w:pStyle w:val="ListNumber"/>
+      </w:pPr>
+      <w:r>
+        <w:t>消息扩展：将每个512位分组扩展为132个32位字。前16个字直接来自消息分组，后续字通过P1线性变换和循环移位生成。</w:t>
+      </w:r>
+    </w:p>
+    <w:p>
+      <w:pPr>
+        <w:pStyle w:val="ListNumber"/>
+      </w:pPr>
+      <w:r>
+        <w:t>压缩函数：使用8个32位寄存器（A-H）存储中间状态，执行64轮迭代。每轮包含FF/GG布尔函数、P0/P1线性变换和模加运算。</w:t>
+      </w:r>
+    </w:p>
+    <w:p>
+      <w:pPr>
+        <w:pStyle w:val="ListNumber"/>
+      </w:pPr>
+      <w:r>
+        <w:t>输出：处理完所有分组后，8个寄存器的值连接形成256位哈希值。</w:t>
       </w:r>
     </w:p>
     <w:p>
@@ -453,12 +661,49 @@
         <w:pStyle w:val="Heading3"/>
       </w:pPr>
       <w:r>
-        <w:t>SM3密码杂凑算法</w:t>
+        <w:t>2.1.2 SM4分组密码算法</w:t>
       </w:r>
     </w:p>
     <w:p>
       <w:r>
-        <w:t>SM3是中国国家密码管理局发布的密码杂凑算法标准，输出256位（32字节）哈希值。算法基于Merkle-Damgard结构，包含消息填充、消息扩展和压缩函数三个主要步骤。压缩函数使用64轮迭代，每轮包含FF/GG置换函数和P0/P1线性变换。</w:t>
+        <w:t>SM4是中国发布的分组密码标准（GB/T 32907-2016），原名SM4（原SMS4），分组长度和密钥长度均为128位，加密轮数为32轮。该算法是我国第一个公布的分组密码标准，广泛应用于无线局域网安全（WAPI）和IPSec VPN等领域。</w:t>
+      </w:r>
+    </w:p>
+    <w:p>
+      <w:r>
+        <w:t>算法核心组件：</w:t>
+      </w:r>
+    </w:p>
+    <w:p>
+      <w:pPr>
+        <w:pStyle w:val="ListBullet"/>
+      </w:pPr>
+      <w:r>
+        <w:t>S盒：8位非线性替换表，将输入的8位数据映射为8位输出，提供非线性混淆。</w:t>
+      </w:r>
+    </w:p>
+    <w:p>
+      <w:pPr>
+        <w:pStyle w:val="ListBullet"/>
+      </w:pPr>
+      <w:r>
+        <w:t>密钥扩展：将128位主密钥扩展为32个32位轮密钥。使用系统参数FK和常量CK，通过T'变换（S盒替换+线性变换L'）生成。</w:t>
+      </w:r>
+    </w:p>
+    <w:p>
+      <w:pPr>
+        <w:pStyle w:val="ListBullet"/>
+      </w:pPr>
+      <w:r>
+        <w:t>轮函数F：包含32轮迭代，每轮执行S盒替换（τ变换）、线性变换L和轮密钥异或。</w:t>
+      </w:r>
+    </w:p>
+    <w:p>
+      <w:pPr>
+        <w:pStyle w:val="ListBullet"/>
+      </w:pPr>
+      <w:r>
+        <w:t>工作模式：ECB模式每个分组独立加密，CBC模式使用前一个密文块与当前明文异或后加密。</w:t>
       </w:r>
     </w:p>
     <w:p>
@@ -466,12 +711,78 @@
         <w:pStyle w:val="Heading3"/>
       </w:pPr>
       <w:r>
-        <w:t>SM4分组密码算法</w:t>
+        <w:t>2.1.3 SM2椭圆曲线密码算法</w:t>
       </w:r>
     </w:p>
     <w:p>
       <w:r>
-        <w:t>SM4是中国发布的分组密码标准，分组长度和密钥长度均为128位，加密轮数为32轮。每轮包含S盒非线性替换、线性变换L和轮密钥异或。本项目实现了ECB和CBC两种工作模式，其中CBC模式使用随机IV增强安全性。</w:t>
+        <w:t>SM2是中国国家密码管理局发布的基于椭圆曲线密码学（ECC）的公钥密码算法标准（GB/T 32918-2016）。相比RSA算法，SM2在相同安全强度下使用更短的密钥（256位SM2约等于3072位RSA），计算效率更高，特别适合资源受限的环境。</w:t>
+      </w:r>
+    </w:p>
+    <w:p>
+      <w:r>
+        <w:t>SM2使用的椭圆曲线参数（256位素数域）：</w:t>
+      </w:r>
+    </w:p>
+    <w:p>
+      <w:pPr>
+        <w:spacing w:after="40"/>
+      </w:pPr>
+      <w:r>
+        <w:t>p = FFFFFFFE FFFFFFFF FFFFFFFF FFFFFFFF FFFFFFFF 00000000 FFFFFFFF FFFFFFFF</w:t>
+      </w:r>
+    </w:p>
+    <w:p>
+      <w:pPr>
+        <w:spacing w:after="40"/>
+      </w:pPr>
+      <w:r>
+        <w:t>a = FFFFFFFE FFFFFFFF FFFFFFFF FFFFFFFF FFFFFFFF 00000000 FFFFFFFF FFFFFFFC</w:t>
+      </w:r>
+    </w:p>
+    <w:p>
+      <w:pPr>
+        <w:spacing w:after="40"/>
+      </w:pPr>
+      <w:r>
+        <w:t>b = 28E9FA9E 9D9F5E34 4D5A9E4B CF6509A7 F39789F5 15AB8F92 DDBCBD41 4D940E93</w:t>
+      </w:r>
+    </w:p>
+    <w:p>
+      <w:pPr>
+        <w:spacing w:after="40"/>
+      </w:pPr>
+      <w:r>
+        <w:t>n = FFFFFFFE FFFFFFFF FFFFFFFF FFFFFFFF 7203DF6B 21C6052B 53BBF409 39D54123</w:t>
+      </w:r>
+    </w:p>
+    <w:p>
+      <w:r>
+        <w:t>SM2核心运算：</w:t>
+      </w:r>
+    </w:p>
+    <w:p>
+      <w:pPr>
+        <w:pStyle w:val="ListBullet"/>
+      </w:pPr>
+      <w:r>
+        <w:t>椭圆曲线点加法：给定两点P和Q，计算R=P+Q。当P≠Q时，使用斜率公式计算；当P=Q时，执行点倍运算。</w:t>
+      </w:r>
+    </w:p>
+    <w:p>
+      <w:pPr>
+        <w:pStyle w:val="ListBullet"/>
+      </w:pPr>
+      <w:r>
+        <w:t>标量乘法：计算k×P，使用双倍-加法算法（double-and-add），时间复杂度O(log k)。</w:t>
+      </w:r>
+    </w:p>
+    <w:p>
+      <w:pPr>
+        <w:pStyle w:val="ListBullet"/>
+      </w:pPr>
+      <w:r>
+        <w:t>模逆元：使用扩展欧几里得算法计算，是SM2签名和验证的关键运算。</w:t>
       </w:r>
     </w:p>
     <w:p>
@@ -479,12 +790,78 @@
         <w:pStyle w:val="Heading3"/>
       </w:pPr>
       <w:r>
-        <w:t>SM2椭圆曲线密码算法</w:t>
+        <w:t>2.1.4 安全通信协议</w:t>
       </w:r>
     </w:p>
     <w:p>
       <w:r>
-        <w:t>SM2是基于椭圆曲线密码学（ECC）的公钥密码算法，使用256位素数域椭圆曲线。本项目实现了SM2的核心功能：密钥生成（私钥随机生成，公钥=私钥×G点）、数字签名（基于Schnorr签名方案的变体）、公钥加密（使用KDF派生对称密钥）。</w:t>
+        <w:t>本系统设计了一个完整的安全通信协议，结合对称加密和非对称密码技术，实现端到端的安全消息传输。协议流程如下：</w:t>
+      </w:r>
+    </w:p>
+    <w:p>
+      <w:r>
+        <w:rPr>
+          <w:b/>
+        </w:rPr>
+        <w:t>密钥协商：</w:t>
+      </w:r>
+      <w:r>
+        <w:t>通信双方各自生成SM2密钥对，交换公钥，使用ECDH协议计算共享密钥。共享密钥 = SM3(dA × PB) = SM3(dB × PA)，其中dA/dB为私钥，PA/PB为公钥。</w:t>
+      </w:r>
+    </w:p>
+    <w:p>
+      <w:r>
+        <w:rPr>
+          <w:b/>
+        </w:rPr>
+        <w:t>消息加密：</w:t>
+      </w:r>
+      <w:r>
+        <w:t>发送方生成16字节随机IV，使用SM4-CBC模式加密明文消息。加密前使用PKCS7标准对明文进行填充，确保长度为16字节的倍数。</w:t>
+      </w:r>
+    </w:p>
+    <w:p>
+      <w:r>
+        <w:rPr>
+          <w:b/>
+        </w:rPr>
+        <w:t>完整性保护：</w:t>
+      </w:r>
+      <w:r>
+        <w:t>计算HMAC = SM3(IV || Ciphertext || SharedKey)，用于验证消息在传输过程中是否被篡改。</w:t>
+      </w:r>
+    </w:p>
+    <w:p>
+      <w:r>
+        <w:rPr>
+          <w:b/>
+        </w:rPr>
+        <w:t>数字签名：</w:t>
+      </w:r>
+      <w:r>
+        <w:t>发送方使用SM2私钥对IV + Ciphertext + HMAC进行签名，接收方使用发送方公钥验证签名，确保消息来源的真实性。</w:t>
+      </w:r>
+    </w:p>
+    <w:p>
+      <w:r>
+        <w:rPr>
+          <w:b/>
+        </w:rPr>
+        <w:t>消息传输：</w:t>
+      </w:r>
+      <w:r>
+        <w:t>将IV、密文和签名组合发送给接收方。</w:t>
+      </w:r>
+    </w:p>
+    <w:p>
+      <w:r>
+        <w:rPr>
+          <w:b/>
+        </w:rPr>
+        <w:t>接收验证：</w:t>
+      </w:r>
+      <w:r>
+        <w:t>接收方首先验证签名，然后解密消息，最后验证HMAC，确保消息的机密性、完整性和真实性。</w:t>
       </w:r>
     </w:p>
     <w:p>
@@ -492,47 +869,292 @@
         <w:pStyle w:val="Heading2"/>
       </w:pPr>
       <w:r>
-        <w:t>2.2 参考资料</w:t>
+        <w:t>2.2 算法对比分析</w:t>
       </w:r>
     </w:p>
     <w:p>
-      <w:pPr>
-        <w:pStyle w:val="ListBullet"/>
-      </w:pPr>
       <w:r>
-        <w:t>《SM2椭圆曲线公钥密码算法》（GB/T 32918-2016）</w:t>
+        <w:t>本项目实现的三种国密算法与国际标准算法的对比：</w:t>
       </w:r>
     </w:p>
+    <w:tbl>
+      <w:tblPr>
+        <w:tblStyle w:val="TableGrid"/>
+        <w:tblW w:type="auto" w:w="0"/>
+        <w:tblLook w:firstColumn="1" w:firstRow="1" w:lastColumn="0" w:lastRow="0" w:noHBand="0" w:noVBand="1" w:val="04A0"/>
+      </w:tblPr>
+      <w:tblGrid>
+        <w:gridCol w:w="1728"/>
+        <w:gridCol w:w="1728"/>
+        <w:gridCol w:w="1728"/>
+        <w:gridCol w:w="1728"/>
+        <w:gridCol w:w="1728"/>
+      </w:tblGrid>
+      <w:tr>
+        <w:tc>
+          <w:tcPr>
+            <w:tcW w:type="dxa" w:w="1728"/>
+          </w:tcPr>
+          <w:p>
+            <w:r>
+              <w:t>算法类型</w:t>
+            </w:r>
+          </w:p>
+        </w:tc>
+        <w:tc>
+          <w:tcPr>
+            <w:tcW w:type="dxa" w:w="1728"/>
+          </w:tcPr>
+          <w:p>
+            <w:r>
+              <w:t>国密算法</w:t>
+            </w:r>
+          </w:p>
+        </w:tc>
+        <w:tc>
+          <w:tcPr>
+            <w:tcW w:type="dxa" w:w="1728"/>
+          </w:tcPr>
+          <w:p>
+            <w:r>
+              <w:t>国际算法</w:t>
+            </w:r>
+          </w:p>
+        </w:tc>
+        <w:tc>
+          <w:tcPr>
+            <w:tcW w:type="dxa" w:w="1728"/>
+          </w:tcPr>
+          <w:p>
+            <w:r>
+              <w:t>密钥长度</w:t>
+            </w:r>
+          </w:p>
+        </w:tc>
+        <w:tc>
+          <w:tcPr>
+            <w:tcW w:type="dxa" w:w="1728"/>
+          </w:tcPr>
+          <w:p>
+            <w:r>
+              <w:t>安全强度</w:t>
+            </w:r>
+          </w:p>
+        </w:tc>
+      </w:tr>
+      <w:tr>
+        <w:tc>
+          <w:tcPr>
+            <w:tcW w:type="dxa" w:w="1728"/>
+          </w:tcPr>
+          <w:p>
+            <w:r>
+              <w:t>哈希算法</w:t>
+            </w:r>
+          </w:p>
+        </w:tc>
+        <w:tc>
+          <w:tcPr>
+            <w:tcW w:type="dxa" w:w="1728"/>
+          </w:tcPr>
+          <w:p>
+            <w:r>
+              <w:t>SM3</w:t>
+            </w:r>
+          </w:p>
+        </w:tc>
+        <w:tc>
+          <w:tcPr>
+            <w:tcW w:type="dxa" w:w="1728"/>
+          </w:tcPr>
+          <w:p>
+            <w:r>
+              <w:t>SHA-256</w:t>
+            </w:r>
+          </w:p>
+        </w:tc>
+        <w:tc>
+          <w:tcPr>
+            <w:tcW w:type="dxa" w:w="1728"/>
+          </w:tcPr>
+          <w:p>
+            <w:r>
+              <w:t>256位</w:t>
+            </w:r>
+          </w:p>
+        </w:tc>
+        <w:tc>
+          <w:tcPr>
+            <w:tcW w:type="dxa" w:w="1728"/>
+          </w:tcPr>
+          <w:p>
+            <w:r>
+              <w:t>128位</w:t>
+            </w:r>
+          </w:p>
+        </w:tc>
+      </w:tr>
+      <w:tr>
+        <w:tc>
+          <w:tcPr>
+            <w:tcW w:type="dxa" w:w="1728"/>
+          </w:tcPr>
+          <w:p>
+            <w:r>
+              <w:t>分组密码</w:t>
+            </w:r>
+          </w:p>
+        </w:tc>
+        <w:tc>
+          <w:tcPr>
+            <w:tcW w:type="dxa" w:w="1728"/>
+          </w:tcPr>
+          <w:p>
+            <w:r>
+              <w:t>SM4</w:t>
+            </w:r>
+          </w:p>
+        </w:tc>
+        <w:tc>
+          <w:tcPr>
+            <w:tcW w:type="dxa" w:w="1728"/>
+          </w:tcPr>
+          <w:p>
+            <w:r>
+              <w:t>AES-128</w:t>
+            </w:r>
+          </w:p>
+        </w:tc>
+        <w:tc>
+          <w:tcPr>
+            <w:tcW w:type="dxa" w:w="1728"/>
+          </w:tcPr>
+          <w:p>
+            <w:r>
+              <w:t>128位</w:t>
+            </w:r>
+          </w:p>
+        </w:tc>
+        <w:tc>
+          <w:tcPr>
+            <w:tcW w:type="dxa" w:w="1728"/>
+          </w:tcPr>
+          <w:p>
+            <w:r>
+              <w:t>128位</w:t>
+            </w:r>
+          </w:p>
+        </w:tc>
+      </w:tr>
+      <w:tr>
+        <w:tc>
+          <w:tcPr>
+            <w:tcW w:type="dxa" w:w="1728"/>
+          </w:tcPr>
+          <w:p>
+            <w:r>
+              <w:t>公钥密码</w:t>
+            </w:r>
+          </w:p>
+        </w:tc>
+        <w:tc>
+          <w:tcPr>
+            <w:tcW w:type="dxa" w:w="1728"/>
+          </w:tcPr>
+          <w:p>
+            <w:r>
+              <w:t>SM2</w:t>
+            </w:r>
+          </w:p>
+        </w:tc>
+        <w:tc>
+          <w:tcPr>
+            <w:tcW w:type="dxa" w:w="1728"/>
+          </w:tcPr>
+          <w:p>
+            <w:r>
+              <w:t>ECDSA/P-256</w:t>
+            </w:r>
+          </w:p>
+        </w:tc>
+        <w:tc>
+          <w:tcPr>
+            <w:tcW w:type="dxa" w:w="1728"/>
+          </w:tcPr>
+          <w:p>
+            <w:r>
+              <w:t>256位</w:t>
+            </w:r>
+          </w:p>
+        </w:tc>
+        <w:tc>
+          <w:tcPr>
+            <w:tcW w:type="dxa" w:w="1728"/>
+          </w:tcPr>
+          <w:p>
+            <w:r>
+              <w:t>128位</w:t>
+            </w:r>
+          </w:p>
+        </w:tc>
+      </w:tr>
+      <w:tr>
+        <w:tc>
+          <w:tcPr>
+            <w:tcW w:type="dxa" w:w="1728"/>
+          </w:tcPr>
+          <w:p>
+            <w:r>
+              <w:t>密钥协商</w:t>
+            </w:r>
+          </w:p>
+        </w:tc>
+        <w:tc>
+          <w:tcPr>
+            <w:tcW w:type="dxa" w:w="1728"/>
+          </w:tcPr>
+          <w:p>
+            <w:r>
+              <w:t>SM2-ECDH</w:t>
+            </w:r>
+          </w:p>
+        </w:tc>
+        <w:tc>
+          <w:tcPr>
+            <w:tcW w:type="dxa" w:w="1728"/>
+          </w:tcPr>
+          <w:p>
+            <w:r>
+              <w:t>ECDH</w:t>
+            </w:r>
+          </w:p>
+        </w:tc>
+        <w:tc>
+          <w:tcPr>
+            <w:tcW w:type="dxa" w:w="1728"/>
+          </w:tcPr>
+          <w:p>
+            <w:r>
+              <w:t>256位</w:t>
+            </w:r>
+          </w:p>
+        </w:tc>
+        <w:tc>
+          <w:tcPr>
+            <w:tcW w:type="dxa" w:w="1728"/>
+          </w:tcPr>
+          <w:p>
+            <w:r>
+              <w:t>128位</w:t>
+            </w:r>
+          </w:p>
+        </w:tc>
+      </w:tr>
+    </w:tbl>
     <w:p>
-      <w:pPr>
-        <w:pStyle w:val="ListBullet"/>
-      </w:pPr>
       <w:r>
-        <w:t>《SM3密码杂凑算法》（GB/T 32905-2016）</w:t>
-      </w:r>
-    </w:p>
-    <w:p>
-      <w:pPr>
-        <w:pStyle w:val="ListBullet"/>
-      </w:pPr>
-      <w:r>
-        <w:t>《SM4分组密码算法》（GB/T 32907-2016）</w:t>
-      </w:r>
-    </w:p>
-    <w:p>
-      <w:pPr>
-        <w:pStyle w:val="ListBullet"/>
-      </w:pPr>
-      <w:r>
-        <w:t>中国国家密码管理局官方标准文档</w:t>
-      </w:r>
-    </w:p>
-    <w:p>
-      <w:pPr>
-        <w:pStyle w:val="ListBullet"/>
-      </w:pPr>
-      <w:r>
-        <w:t>《密码学与网络安全》教材相关章节</w:t>
+        <w:br/>
+        <w:t>从表中可以看出，国密算法在安全强度上与国际主流算法相当，但具有自主可控的优势，符合国家密码法规要求。</w:t>
       </w:r>
     </w:p>
     <w:p>
@@ -540,7 +1162,71 @@
         <w:pStyle w:val="Heading2"/>
       </w:pPr>
       <w:r>
-        <w:t>2.3 开发环境</w:t>
+        <w:t>2.3 参考资料</w:t>
+      </w:r>
+    </w:p>
+    <w:p>
+      <w:pPr>
+        <w:pStyle w:val="ListNumber"/>
+      </w:pPr>
+      <w:r>
+        <w:t>GB/T 32918-2016《SM2椭圆曲线公钥密码算法》</w:t>
+      </w:r>
+    </w:p>
+    <w:p>
+      <w:pPr>
+        <w:pStyle w:val="ListNumber"/>
+      </w:pPr>
+      <w:r>
+        <w:t>GB/T 32905-2016《SM3密码杂凑算法》</w:t>
+      </w:r>
+    </w:p>
+    <w:p>
+      <w:pPr>
+        <w:pStyle w:val="ListNumber"/>
+      </w:pPr>
+      <w:r>
+        <w:t>GB/T 32907-2016《SM4分组密码算法》</w:t>
+      </w:r>
+    </w:p>
+    <w:p>
+      <w:pPr>
+        <w:pStyle w:val="ListNumber"/>
+      </w:pPr>
+      <w:r>
+        <w:t>《中华人民共和国密码法》（2020年1月1日施行）</w:t>
+      </w:r>
+    </w:p>
+    <w:p>
+      <w:pPr>
+        <w:pStyle w:val="ListNumber"/>
+      </w:pPr>
+      <w:r>
+        <w:t>中国国家密码管理局官方标准文档和测试向量</w:t>
+      </w:r>
+    </w:p>
+    <w:p>
+      <w:pPr>
+        <w:pStyle w:val="ListNumber"/>
+      </w:pPr>
+      <w:r>
+        <w:t>《现代密码学》（第四版），杨波著，清华大学出版社</w:t>
+      </w:r>
+    </w:p>
+    <w:p>
+      <w:pPr>
+        <w:pStyle w:val="ListNumber"/>
+      </w:pPr>
+      <w:r>
+        <w:t>《密码编码学与网络安全》（第六版），William Stallings著</w:t>
+      </w:r>
+    </w:p>
+    <w:p>
+      <w:pPr>
+        <w:pStyle w:val="Heading2"/>
+      </w:pPr>
+      <w:r>
+        <w:t>2.4 开发环境</w:t>
       </w:r>
     </w:p>
     <w:tbl>
@@ -636,7 +1322,51 @@
           </w:tcPr>
           <w:p>
             <w:r>
-              <w:t>VS Code</w:t>
+              <w:t>Visual Studio Code</w:t>
+            </w:r>
+          </w:p>
+        </w:tc>
+      </w:tr>
+      <w:tr>
+        <w:tc>
+          <w:tcPr>
+            <w:tcW w:type="dxa" w:w="4320"/>
+          </w:tcPr>
+          <w:p>
+            <w:r>
+              <w:t>版本控制</w:t>
+            </w:r>
+          </w:p>
+        </w:tc>
+        <w:tc>
+          <w:tcPr>
+            <w:tcW w:type="dxa" w:w="4320"/>
+          </w:tcPr>
+          <w:p>
+            <w:r>
+              <w:t>Git + GitHub</w:t>
+            </w:r>
+          </w:p>
+        </w:tc>
+      </w:tr>
+      <w:tr>
+        <w:tc>
+          <w:tcPr>
+            <w:tcW w:type="dxa" w:w="4320"/>
+          </w:tcPr>
+          <w:p>
+            <w:r>
+              <w:t>测试框架</w:t>
+            </w:r>
+          </w:p>
+        </w:tc>
+        <w:tc>
+          <w:tcPr>
+            <w:tcW w:type="dxa" w:w="4320"/>
+          </w:tcPr>
+          <w:p>
+            <w:r>
+              <w:t>Python unittest</w:t>
             </w:r>
           </w:p>
         </w:tc>
@@ -647,55 +1377,43 @@
         <w:pStyle w:val="Heading2"/>
       </w:pPr>
       <w:r>
-        <w:t>2.4 开发指南</w:t>
+        <w:t>2.5 项目结构</w:t>
       </w:r>
     </w:p>
     <w:p>
       <w:r>
-        <w:t>项目运行方式：</w:t>
+        <w:t>项目采用模块化设计，目录结构清晰：</w:t>
       </w:r>
     </w:p>
     <w:p>
       <w:r>
-        <w:t>1. 运行演示程序：python src/main.py</w:t>
+        <w:t>HOMEWORK/</w:t>
+        <w:br/>
+        <w:t>├── README.md              项目说明文档</w:t>
+        <w:br/>
+        <w:t>├── .gitignore             Git忽略配置</w:t>
+        <w:br/>
+        <w:t>├── src/                   源代码目录</w:t>
+        <w:br/>
+        <w:t>│   ├── sm3.py             SM3哈希算法实现（约120行）</w:t>
+        <w:br/>
+        <w:t>│   ├── sm4.py             SM4分组密码实现（约280行）</w:t>
+        <w:br/>
+        <w:t>│   ├── sm2.py             SM2椭圆曲线密码实现（约380行）</w:t>
+        <w:br/>
+        <w:t>│   ├── protocol.py        安全通信协议（约400行）</w:t>
+        <w:br/>
+        <w:t>│   └── main.py            主程序演示入口（约260行）</w:t>
+        <w:br/>
+        <w:t>└── tests/                 测试目录</w:t>
+        <w:br/>
+        <w:t xml:space="preserve">    └── test_all.py        单元测试（约250行）</w:t>
+        <w:br/>
       </w:r>
     </w:p>
     <w:p>
       <w:r>
-        <w:t>2. 运行单元测试：python -m unittest tests/test_all.py -v</w:t>
-      </w:r>
-    </w:p>
-    <w:p>
-      <w:r>
-        <w:br/>
-        <w:t>项目结构：</w:t>
-      </w:r>
-    </w:p>
-    <w:p>
-      <w:r>
-        <w:br/>
-        <w:t>HOMEWORK/</w:t>
-        <w:br/>
-        <w:t>├── README.md           # 项目说明文档</w:t>
-        <w:br/>
-        <w:t>├── .gitignore          # Git忽略配置</w:t>
-        <w:br/>
-        <w:t>├── src/</w:t>
-        <w:br/>
-        <w:t>│   ├── sm3.py          # SM3哈希算法实现</w:t>
-        <w:br/>
-        <w:t>│   ├── sm4.py          # SM4分组密码算法实现</w:t>
-        <w:br/>
-        <w:t>│   ├── sm2.py          # SM2数字签名算法实现</w:t>
-        <w:br/>
-        <w:t>│   ├── protocol.py     # 安全通信协议</w:t>
-        <w:br/>
-        <w:t>│   └── main.py         # 主程序入口和演示</w:t>
-        <w:br/>
-        <w:t>└── tests/</w:t>
-        <w:br/>
-        <w:t xml:space="preserve">    └── test_all.py     # 单元测试（23个测试用例）</w:t>
-        <w:br/>
+        <w:t>各模块职责明确，依赖关系清晰：sm3.py无外部依赖，sm4.py无外部依赖，sm2.py依赖sm3.py（用于哈希计算），protocol.py依赖sm2/sm3/sm4三个模块。</w:t>
       </w:r>
     </w:p>
     <w:p>
@@ -716,79 +1434,7 @@
     </w:p>
     <w:p>
       <w:r>
-        <w:t>本项目需要实现以下功能需求：</w:t>
-      </w:r>
-    </w:p>
-    <w:p>
-      <w:pPr>
-        <w:pStyle w:val="ListNumber"/>
-      </w:pPr>
-      <w:r>
-        <w:t>实现SM3哈希算法，能够计算任意长度消息的256位哈希值。</w:t>
-      </w:r>
-    </w:p>
-    <w:p>
-      <w:pPr>
-        <w:pStyle w:val="ListNumber"/>
-      </w:pPr>
-      <w:r>
-        <w:t>实现SM4分组密码，支持ECB和CBC两种工作模式。</w:t>
-      </w:r>
-    </w:p>
-    <w:p>
-      <w:pPr>
-        <w:pStyle w:val="ListNumber"/>
-      </w:pPr>
-      <w:r>
-        <w:t>实现SM2椭圆曲线密码，支持密钥生成、签名、验签、加密、解密。</w:t>
-      </w:r>
-    </w:p>
-    <w:p>
-      <w:pPr>
-        <w:pStyle w:val="ListNumber"/>
-      </w:pPr>
-      <w:r>
-        <w:t>实现基于ECDH的密钥协商协议。</w:t>
-      </w:r>
-    </w:p>
-    <w:p>
-      <w:pPr>
-        <w:pStyle w:val="ListNumber"/>
-      </w:pPr>
-      <w:r>
-        <w:t>实现端到端加密的安全通信协议。</w:t>
-      </w:r>
-    </w:p>
-    <w:p>
-      <w:pPr>
-        <w:pStyle w:val="ListNumber"/>
-      </w:pPr>
-      <w:r>
-        <w:t>实现消息完整性校验（HMAC）。</w:t>
-      </w:r>
-    </w:p>
-    <w:p>
-      <w:pPr>
-        <w:pStyle w:val="ListNumber"/>
-      </w:pPr>
-      <w:r>
-        <w:t>实现基于挑战-响应的用户身份认证。</w:t>
-      </w:r>
-    </w:p>
-    <w:p>
-      <w:pPr>
-        <w:pStyle w:val="ListNumber"/>
-      </w:pPr>
-      <w:r>
-        <w:t>编写完整的单元测试，确保算法正确性。</w:t>
-      </w:r>
-    </w:p>
-    <w:p>
-      <w:pPr>
-        <w:pStyle w:val="Heading2"/>
-      </w:pPr>
-      <w:r>
-        <w:t>3.2 功能设计</w:t>
+        <w:t>根据项目目标，系统需要满足以下功能需求和非功能需求：</w:t>
       </w:r>
     </w:p>
     <w:p>
@@ -796,116 +1442,7 @@
         <w:pStyle w:val="Heading3"/>
       </w:pPr>
       <w:r>
-        <w:t>3.2.1 SM3哈希算法设计</w:t>
-      </w:r>
-    </w:p>
-    <w:p>
-      <w:r>
-        <w:t>SM3算法实现遵循国家标准，包含以下核心函数：</w:t>
-        <w:br/>
-        <w:t>- _rotl32：32位循环左移</w:t>
-        <w:br/>
-        <w:t>- _ff/_gg：FF/GG置换函数</w:t>
-        <w:br/>
-        <w:t>- _p0/_p1：P0/P1线性变换</w:t>
-        <w:br/>
-        <w:t>- _cf：压缩函数CF</w:t>
-        <w:br/>
-        <w:t>- sm3_hash：主哈希函数</w:t>
-        <w:br/>
-        <w:br/>
-        <w:t>算法流程：消息填充 → 消息扩展 → 压缩运算 → 输出摘要</w:t>
-      </w:r>
-    </w:p>
-    <w:p>
-      <w:pPr>
-        <w:pStyle w:val="Heading3"/>
-      </w:pPr>
-      <w:r>
-        <w:t>3.2.2 SM4分组密码设计</w:t>
-      </w:r>
-    </w:p>
-    <w:p>
-      <w:r>
-        <w:t>SM4算法实现包含以下核心组件：</w:t>
-        <w:br/>
-        <w:t>- S盒（SBOX）：8位非线性替换表</w:t>
-        <w:br/>
-        <w:t>- 密钥扩展：将128位密钥扩展为32个轮密钥</w:t>
-        <w:br/>
-        <w:t>- 轮函数T：包含τ非线性变换和L线性变换</w:t>
-        <w:br/>
-        <w:t>- 工作模式：ECB（电子密码本）和CBC（密码块链接）</w:t>
-        <w:br/>
-        <w:t>- 填充方案：PKCS7标准填充</w:t>
-      </w:r>
-    </w:p>
-    <w:p>
-      <w:pPr>
-        <w:pStyle w:val="Heading3"/>
-      </w:pPr>
-      <w:r>
-        <w:t>3.2.3 SM2椭圆曲线密码设计</w:t>
-      </w:r>
-    </w:p>
-    <w:p>
-      <w:r>
-        <w:t>SM2算法基于256位素数域椭圆曲线，参数如下：</w:t>
-        <w:br/>
-        <w:t>- p：素数域模数</w:t>
-        <w:br/>
-        <w:t>- a, b：椭圆曲线方程系数</w:t>
-        <w:br/>
-        <w:t>- G：基点坐标</w:t>
-        <w:br/>
-        <w:t>- n：基点阶数</w:t>
-        <w:br/>
-        <w:br/>
-        <w:t>核心运算：</w:t>
-        <w:br/>
-        <w:t>- 椭圆曲线点加法（ec_add）</w:t>
-        <w:br/>
-        <w:t>- 标量乘法（ec_mul）：双倍-加法算法</w:t>
-        <w:br/>
-        <w:t>- 模逆元计算：扩展欧几里得算法</w:t>
-      </w:r>
-    </w:p>
-    <w:p>
-      <w:pPr>
-        <w:pStyle w:val="Heading3"/>
-      </w:pPr>
-      <w:r>
-        <w:t>3.2.4 安全通信协议设计</w:t>
-      </w:r>
-    </w:p>
-    <w:p>
-      <w:r>
-        <w:t>安全通信协议流程：</w:t>
-        <w:br/>
-        <w:t>1. 密钥协商：Alice和Bob各自生成密钥对，交换公钥，计算共享密钥</w:t>
-        <w:br/>
-        <w:t>2. 消息加密：使用SM4-CBC加密消息，IV随机生成</w:t>
-        <w:br/>
-        <w:t>3. 完整性校验：计算HMAC = SM3(IV || Ciphertext || Key)</w:t>
-        <w:br/>
-        <w:t>4. 数字签名：对IV + Ciphertext + HMAC进行SM2签名</w:t>
-        <w:br/>
-        <w:t>5. 消息传输：发送IV + Ciphertext + Signature</w:t>
-        <w:br/>
-        <w:t>6. 接收验证：验证签名 → 解密消息 → 验证HMAC</w:t>
-      </w:r>
-    </w:p>
-    <w:p>
-      <w:pPr>
-        <w:pStyle w:val="Heading2"/>
-      </w:pPr>
-      <w:r>
-        <w:t>3.3 功能测试</w:t>
-      </w:r>
-    </w:p>
-    <w:p>
-      <w:r>
-        <w:t>本项目编写了23个单元测试，覆盖所有核心功能：</w:t>
+        <w:t>3.1.1 功能需求</w:t>
       </w:r>
     </w:p>
     <w:tbl>
@@ -926,7 +1463,7 @@
           </w:tcPr>
           <w:p>
             <w:r>
-              <w:t>测试类别</w:t>
+              <w:t>编号</w:t>
             </w:r>
           </w:p>
         </w:tc>
@@ -936,7 +1473,1435 @@
           </w:tcPr>
           <w:p>
             <w:r>
-              <w:t>测试数量</w:t>
+              <w:t>功能名称</w:t>
+            </w:r>
+          </w:p>
+        </w:tc>
+        <w:tc>
+          <w:tcPr>
+            <w:tcW w:type="dxa" w:w="2880"/>
+          </w:tcPr>
+          <w:p>
+            <w:r>
+              <w:t>功能描述</w:t>
+            </w:r>
+          </w:p>
+        </w:tc>
+      </w:tr>
+      <w:tr>
+        <w:tc>
+          <w:tcPr>
+            <w:tcW w:type="dxa" w:w="2880"/>
+          </w:tcPr>
+          <w:p>
+            <w:r>
+              <w:t>F1</w:t>
+            </w:r>
+          </w:p>
+        </w:tc>
+        <w:tc>
+          <w:tcPr>
+            <w:tcW w:type="dxa" w:w="2880"/>
+          </w:tcPr>
+          <w:p>
+            <w:r>
+              <w:t>SM3哈希</w:t>
+            </w:r>
+          </w:p>
+        </w:tc>
+        <w:tc>
+          <w:tcPr>
+            <w:tcW w:type="dxa" w:w="2880"/>
+          </w:tcPr>
+          <w:p>
+            <w:r>
+              <w:t>实现SM3算法，支持任意长度消息输入，输出256位哈希值。</w:t>
+            </w:r>
+          </w:p>
+        </w:tc>
+      </w:tr>
+      <w:tr>
+        <w:tc>
+          <w:tcPr>
+            <w:tcW w:type="dxa" w:w="2880"/>
+          </w:tcPr>
+          <w:p>
+            <w:r>
+              <w:t>F2</w:t>
+            </w:r>
+          </w:p>
+        </w:tc>
+        <w:tc>
+          <w:tcPr>
+            <w:tcW w:type="dxa" w:w="2880"/>
+          </w:tcPr>
+          <w:p>
+            <w:r>
+              <w:t>SM4加密</w:t>
+            </w:r>
+          </w:p>
+        </w:tc>
+        <w:tc>
+          <w:tcPr>
+            <w:tcW w:type="dxa" w:w="2880"/>
+          </w:tcPr>
+          <w:p>
+            <w:r>
+              <w:t>实现SM4算法，支持ECB和CBC两种工作模式，包含PKCS7填充。</w:t>
+            </w:r>
+          </w:p>
+        </w:tc>
+      </w:tr>
+      <w:tr>
+        <w:tc>
+          <w:tcPr>
+            <w:tcW w:type="dxa" w:w="2880"/>
+          </w:tcPr>
+          <w:p>
+            <w:r>
+              <w:t>F3</w:t>
+            </w:r>
+          </w:p>
+        </w:tc>
+        <w:tc>
+          <w:tcPr>
+            <w:tcW w:type="dxa" w:w="2880"/>
+          </w:tcPr>
+          <w:p>
+            <w:r>
+              <w:t>SM2密钥生成</w:t>
+            </w:r>
+          </w:p>
+        </w:tc>
+        <w:tc>
+          <w:tcPr>
+            <w:tcW w:type="dxa" w:w="2880"/>
+          </w:tcPr>
+          <w:p>
+            <w:r>
+              <w:t>生成SM2密钥对（私钥+公钥），用于签名和加密。</w:t>
+            </w:r>
+          </w:p>
+        </w:tc>
+      </w:tr>
+      <w:tr>
+        <w:tc>
+          <w:tcPr>
+            <w:tcW w:type="dxa" w:w="2880"/>
+          </w:tcPr>
+          <w:p>
+            <w:r>
+              <w:t>F4</w:t>
+            </w:r>
+          </w:p>
+        </w:tc>
+        <w:tc>
+          <w:tcPr>
+            <w:tcW w:type="dxa" w:w="2880"/>
+          </w:tcPr>
+          <w:p>
+            <w:r>
+              <w:t>SM2数字签名</w:t>
+            </w:r>
+          </w:p>
+        </w:tc>
+        <w:tc>
+          <w:tcPr>
+            <w:tcW w:type="dxa" w:w="2880"/>
+          </w:tcPr>
+          <w:p>
+            <w:r>
+              <w:t>支持消息签名和签名验证，确保消息来源真实性和不可否认性。</w:t>
+            </w:r>
+          </w:p>
+        </w:tc>
+      </w:tr>
+      <w:tr>
+        <w:tc>
+          <w:tcPr>
+            <w:tcW w:type="dxa" w:w="2880"/>
+          </w:tcPr>
+          <w:p>
+            <w:r>
+              <w:t>F5</w:t>
+            </w:r>
+          </w:p>
+        </w:tc>
+        <w:tc>
+          <w:tcPr>
+            <w:tcW w:type="dxa" w:w="2880"/>
+          </w:tcPr>
+          <w:p>
+            <w:r>
+              <w:t>SM2加密</w:t>
+            </w:r>
+          </w:p>
+        </w:tc>
+        <w:tc>
+          <w:tcPr>
+            <w:tcW w:type="dxa" w:w="2880"/>
+          </w:tcPr>
+          <w:p>
+            <w:r>
+              <w:t>支持公钥加密和私钥解密，实现机密性保护。</w:t>
+            </w:r>
+          </w:p>
+        </w:tc>
+      </w:tr>
+      <w:tr>
+        <w:tc>
+          <w:tcPr>
+            <w:tcW w:type="dxa" w:w="2880"/>
+          </w:tcPr>
+          <w:p>
+            <w:r>
+              <w:t>F6</w:t>
+            </w:r>
+          </w:p>
+        </w:tc>
+        <w:tc>
+          <w:tcPr>
+            <w:tcW w:type="dxa" w:w="2880"/>
+          </w:tcPr>
+          <w:p>
+            <w:r>
+              <w:t>密钥协商</w:t>
+            </w:r>
+          </w:p>
+        </w:tc>
+        <w:tc>
+          <w:tcPr>
+            <w:tcW w:type="dxa" w:w="2880"/>
+          </w:tcPr>
+          <w:p>
+            <w:r>
+              <w:t>基于ECDH实现安全的共享密钥交换。</w:t>
+            </w:r>
+          </w:p>
+        </w:tc>
+      </w:tr>
+      <w:tr>
+        <w:tc>
+          <w:tcPr>
+            <w:tcW w:type="dxa" w:w="2880"/>
+          </w:tcPr>
+          <w:p>
+            <w:r>
+              <w:t>F7</w:t>
+            </w:r>
+          </w:p>
+        </w:tc>
+        <w:tc>
+          <w:tcPr>
+            <w:tcW w:type="dxa" w:w="2880"/>
+          </w:tcPr>
+          <w:p>
+            <w:r>
+              <w:t>安全通信</w:t>
+            </w:r>
+          </w:p>
+        </w:tc>
+        <w:tc>
+          <w:tcPr>
+            <w:tcW w:type="dxa" w:w="2880"/>
+          </w:tcPr>
+          <w:p>
+            <w:r>
+              <w:t>整合对称加密和非对称密码，实现端到端安全通信。</w:t>
+            </w:r>
+          </w:p>
+        </w:tc>
+      </w:tr>
+      <w:tr>
+        <w:tc>
+          <w:tcPr>
+            <w:tcW w:type="dxa" w:w="2880"/>
+          </w:tcPr>
+          <w:p>
+            <w:r>
+              <w:t>F8</w:t>
+            </w:r>
+          </w:p>
+        </w:tc>
+        <w:tc>
+          <w:tcPr>
+            <w:tcW w:type="dxa" w:w="2880"/>
+          </w:tcPr>
+          <w:p>
+            <w:r>
+              <w:t>完整性校验</w:t>
+            </w:r>
+          </w:p>
+        </w:tc>
+        <w:tc>
+          <w:tcPr>
+            <w:tcW w:type="dxa" w:w="2880"/>
+          </w:tcPr>
+          <w:p>
+            <w:r>
+              <w:t>使用HMAC验证消息完整性。</w:t>
+            </w:r>
+          </w:p>
+        </w:tc>
+      </w:tr>
+      <w:tr>
+        <w:tc>
+          <w:tcPr>
+            <w:tcW w:type="dxa" w:w="2880"/>
+          </w:tcPr>
+          <w:p>
+            <w:r>
+              <w:t>F9</w:t>
+            </w:r>
+          </w:p>
+        </w:tc>
+        <w:tc>
+          <w:tcPr>
+            <w:tcW w:type="dxa" w:w="2880"/>
+          </w:tcPr>
+          <w:p>
+            <w:r>
+              <w:t>用户认证</w:t>
+            </w:r>
+          </w:p>
+        </w:tc>
+        <w:tc>
+          <w:tcPr>
+            <w:tcW w:type="dxa" w:w="2880"/>
+          </w:tcPr>
+          <w:p>
+            <w:r>
+              <w:t>实现挑战-响应身份认证协议。</w:t>
+            </w:r>
+          </w:p>
+        </w:tc>
+      </w:tr>
+    </w:tbl>
+    <w:p>
+      <w:pPr>
+        <w:pStyle w:val="Heading3"/>
+      </w:pPr>
+      <w:r>
+        <w:t>3.1.2 非功能需求</w:t>
+      </w:r>
+    </w:p>
+    <w:p>
+      <w:r>
+        <w:rPr>
+          <w:b/>
+        </w:rPr>
+        <w:t>• 性能：</w:t>
+      </w:r>
+      <w:r>
+        <w:t>SM4加密速度应达到100MB/s以上（纯Python实现）。</w:t>
+      </w:r>
+    </w:p>
+    <w:p>
+      <w:r>
+        <w:rPr>
+          <w:b/>
+        </w:rPr>
+        <w:t>• 正确性：</w:t>
+      </w:r>
+      <w:r>
+        <w:t>所有算法实现必须通过标准测试向量验证。</w:t>
+      </w:r>
+    </w:p>
+    <w:p>
+      <w:r>
+        <w:rPr>
+          <w:b/>
+        </w:rPr>
+        <w:t>• 可测试性：</w:t>
+      </w:r>
+      <w:r>
+        <w:t>每个核心模块应有对应的单元测试，覆盖率要求高。</w:t>
+      </w:r>
+    </w:p>
+    <w:p>
+      <w:r>
+        <w:rPr>
+          <w:b/>
+        </w:rPr>
+        <w:t>• 可维护性：</w:t>
+      </w:r>
+      <w:r>
+        <w:t>代码结构清晰，注释完善，便于理解和修改。</w:t>
+      </w:r>
+    </w:p>
+    <w:p>
+      <w:r>
+        <w:rPr>
+          <w:b/>
+        </w:rPr>
+        <w:t>• 安全性：</w:t>
+      </w:r>
+      <w:r>
+        <w:t>随机数生成使用安全的随机源，密钥长度满足安全要求。</w:t>
+      </w:r>
+    </w:p>
+    <w:p>
+      <w:pPr>
+        <w:pStyle w:val="Heading2"/>
+      </w:pPr>
+      <w:r>
+        <w:t>3.2 系统架构设计</w:t>
+      </w:r>
+    </w:p>
+    <w:p>
+      <w:r>
+        <w:t>系统采用分层架构设计，从底层算法到上层应用分为四个层次：</w:t>
+      </w:r>
+    </w:p>
+    <w:p>
+      <w:r>
+        <w:rPr>
+          <w:b/>
+        </w:rPr>
+        <w:t>算法层：</w:t>
+      </w:r>
+      <w:r>
+        <w:t>包含SM3、SM4、SM2三个独立的密码算法模块，提供底层密码运算能力。</w:t>
+      </w:r>
+    </w:p>
+    <w:p>
+      <w:r>
+        <w:rPr>
+          <w:b/>
+        </w:rPr>
+        <w:t>协议层：</w:t>
+      </w:r>
+      <w:r>
+        <w:t>基于算法层实现安全通信协议，包括密钥协商、消息加解密、完整性校验等。</w:t>
+      </w:r>
+    </w:p>
+    <w:p>
+      <w:r>
+        <w:rPr>
+          <w:b/>
+        </w:rPr>
+        <w:t>应用层：</w:t>
+      </w:r>
+      <w:r>
+        <w:t>提供用户接口，支持用户注册、消息发送接收等功能。</w:t>
+      </w:r>
+    </w:p>
+    <w:p>
+      <w:r>
+        <w:rPr>
+          <w:b/>
+        </w:rPr>
+        <w:t>测试层：</w:t>
+      </w:r>
+      <w:r>
+        <w:t>单元测试模块，验证各层功能的正确性。</w:t>
+      </w:r>
+    </w:p>
+    <w:p>
+      <w:r>
+        <w:br/>
+        <w:t>这种分层设计的优点是：各层职责明确，便于独立开发和测试；算法层可以复用于其他项目；层间通过清晰的接口通信，便于维护和扩展。</w:t>
+      </w:r>
+    </w:p>
+    <w:p>
+      <w:pPr>
+        <w:pStyle w:val="Heading2"/>
+      </w:pPr>
+      <w:r>
+        <w:t>3.3 核心模块设计</w:t>
+      </w:r>
+    </w:p>
+    <w:p>
+      <w:pPr>
+        <w:pStyle w:val="Heading3"/>
+      </w:pPr>
+      <w:r>
+        <w:t>3.3.1 SM3模块设计</w:t>
+      </w:r>
+    </w:p>
+    <w:p>
+      <w:r>
+        <w:t>SM3模块的核心是压缩函数_cf和主哈希函数sm3_hash。压缩函数处理单个512位分组，主哈希函数负责消息填充和分组迭代。模块还提供了hex格式输出的便捷函数sm3_hash_hex。</w:t>
+      </w:r>
+    </w:p>
+    <w:p>
+      <w:r>
+        <w:t>设计考虑：为了提高代码可读性，将FF/GG置换函数、P0/P1线性变换等组件独立实现为辅助函数。所有32位运算使用掩码0xFFFFFFFF确保Python大整数的正确截断。</w:t>
+      </w:r>
+    </w:p>
+    <w:p>
+      <w:pPr>
+        <w:pStyle w:val="Heading3"/>
+      </w:pPr>
+      <w:r>
+        <w:t>3.3.2 SM4模块设计</w:t>
+      </w:r>
+    </w:p>
+    <w:p>
+      <w:r>
+        <w:t>SM4模块包含密钥扩展、单块加密/解密、ECB和CBC模式四个主要组件。密钥扩展模块将128位主密钥扩展为32个轮密钥；单块加密实现32轮迭代；ECB和CBC模式分别实现不同的分组工作方式。</w:t>
+      </w:r>
+    </w:p>
+    <w:p>
+      <w:r>
+        <w:t>设计考虑：PKCS7填充确保明文长度为分组长度的整数倍，去填充时进行完整性校验。CBC模式使用随机IV增强安全性，避免相同明文产生相同密文。</w:t>
+      </w:r>
+    </w:p>
+    <w:p>
+      <w:pPr>
+        <w:pStyle w:val="Heading3"/>
+      </w:pPr>
+      <w:r>
+        <w:t>3.3.3 SM2模块设计</w:t>
+      </w:r>
+    </w:p>
+    <w:p>
+      <w:r>
+        <w:t>SM2模块是整个系统最复杂的部分，包含椭圆曲线基础运算、密钥生成、签名/验证、加密/解密等功能。椭圆曲线运算（点加法、标量乘法）是所有SM2功能的基础。</w:t>
+      </w:r>
+    </w:p>
+    <w:p>
+      <w:r>
+        <w:t>设计考虑：标量乘法使用双倍-加法算法，时间复杂度O(log k)。模逆元使用扩展欧几里得算法计算。Z值计算按照SM2标准包含公钥信息。签名和验证函数支持自定义ID参数，增强灵活性。</w:t>
+      </w:r>
+    </w:p>
+    <w:p>
+      <w:pPr>
+        <w:pStyle w:val="Heading3"/>
+      </w:pPr>
+      <w:r>
+        <w:t>3.3.4 协议模块设计</w:t>
+      </w:r>
+    </w:p>
+    <w:p>
+      <w:r>
+        <w:t>协议模块整合三个密码算法，实现完整的安全通信流程。SecureMessenger类封装了用户管理、密钥协商、消息加解密等功能。Message数据类用于存储消息的各个组件（密文、IV、签名、MAC等）。</w:t>
+      </w:r>
+    </w:p>
+    <w:p>
+      <w:r>
+        <w:t>设计考虑：共享密钥缓存避免重复计算。签名数据包含IV和MAC，确保完整性。解密时先验证签名再解密，防止伪造攻击。HMAC使用SM3实现，安全性高。</w:t>
+      </w:r>
+    </w:p>
+    <w:p>
+      <w:pPr>
+        <w:pStyle w:val="Heading2"/>
+      </w:pPr>
+      <w:r>
+        <w:t>3.4 功能测试与结果分析</w:t>
+      </w:r>
+    </w:p>
+    <w:p>
+      <w:r>
+        <w:t>本项目编写了23个单元测试用例，覆盖所有核心功能模块：</w:t>
+      </w:r>
+    </w:p>
+    <w:p>
+      <w:pPr>
+        <w:pStyle w:val="Heading3"/>
+      </w:pPr>
+      <w:r>
+        <w:t>3.4.1 SM3测试结果</w:t>
+      </w:r>
+    </w:p>
+    <w:tbl>
+      <w:tblPr>
+        <w:tblStyle w:val="TableGrid"/>
+        <w:tblW w:type="auto" w:w="0"/>
+        <w:tblLook w:firstColumn="1" w:firstRow="1" w:lastColumn="0" w:lastRow="0" w:noHBand="0" w:noVBand="1" w:val="04A0"/>
+      </w:tblPr>
+      <w:tblGrid>
+        <w:gridCol w:w="2160"/>
+        <w:gridCol w:w="2160"/>
+        <w:gridCol w:w="2160"/>
+        <w:gridCol w:w="2160"/>
+      </w:tblGrid>
+      <w:tr>
+        <w:tc>
+          <w:tcPr>
+            <w:tcW w:type="dxa" w:w="2160"/>
+          </w:tcPr>
+          <w:p>
+            <w:r>
+              <w:t>测试函数</w:t>
+            </w:r>
+          </w:p>
+        </w:tc>
+        <w:tc>
+          <w:tcPr>
+            <w:tcW w:type="dxa" w:w="2160"/>
+          </w:tcPr>
+          <w:p>
+            <w:r>
+              <w:t>测试内容</w:t>
+            </w:r>
+          </w:p>
+        </w:tc>
+        <w:tc>
+          <w:tcPr>
+            <w:tcW w:type="dxa" w:w="2160"/>
+          </w:tcPr>
+          <w:p>
+            <w:r>
+              <w:t>结果</w:t>
+            </w:r>
+          </w:p>
+        </w:tc>
+        <w:tc>
+          <w:tcPr>
+            <w:tcW w:type="dxa" w:w="2160"/>
+          </w:tcPr>
+          <w:p>
+            <w:r>
+              <w:t>说明</w:t>
+            </w:r>
+          </w:p>
+        </w:tc>
+      </w:tr>
+      <w:tr>
+        <w:tc>
+          <w:tcPr>
+            <w:tcW w:type="dxa" w:w="2160"/>
+          </w:tcPr>
+          <w:p>
+            <w:r>
+              <w:t>test_empty_string</w:t>
+            </w:r>
+          </w:p>
+        </w:tc>
+        <w:tc>
+          <w:tcPr>
+            <w:tcW w:type="dxa" w:w="2160"/>
+          </w:tcPr>
+          <w:p>
+            <w:r>
+              <w:t>空字符串哈希</w:t>
+            </w:r>
+          </w:p>
+        </w:tc>
+        <w:tc>
+          <w:tcPr>
+            <w:tcW w:type="dxa" w:w="2160"/>
+          </w:tcPr>
+          <w:p>
+            <w:r>
+              <w:t>通过</w:t>
+            </w:r>
+          </w:p>
+        </w:tc>
+        <w:tc>
+          <w:tcPr>
+            <w:tcW w:type="dxa" w:w="2160"/>
+          </w:tcPr>
+          <w:p>
+            <w:r>
+              <w:t>1ab21d8355cfa17f8e61194831e81a8f...</w:t>
+            </w:r>
+          </w:p>
+        </w:tc>
+      </w:tr>
+      <w:tr>
+        <w:tc>
+          <w:tcPr>
+            <w:tcW w:type="dxa" w:w="2160"/>
+          </w:tcPr>
+          <w:p>
+            <w:r>
+              <w:t>test_abc</w:t>
+            </w:r>
+          </w:p>
+        </w:tc>
+        <w:tc>
+          <w:tcPr>
+            <w:tcW w:type="dxa" w:w="2160"/>
+          </w:tcPr>
+          <w:p>
+            <w:r>
+              <w:t>字符串'abc'哈希</w:t>
+            </w:r>
+          </w:p>
+        </w:tc>
+        <w:tc>
+          <w:tcPr>
+            <w:tcW w:type="dxa" w:w="2160"/>
+          </w:tcPr>
+          <w:p>
+            <w:r>
+              <w:t>通过</w:t>
+            </w:r>
+          </w:p>
+        </w:tc>
+        <w:tc>
+          <w:tcPr>
+            <w:tcW w:type="dxa" w:w="2160"/>
+          </w:tcPr>
+          <w:p>
+            <w:r>
+              <w:t>66c7f0f462eeedd9d1f2d46bdc10e4e2...</w:t>
+            </w:r>
+          </w:p>
+        </w:tc>
+      </w:tr>
+      <w:tr>
+        <w:tc>
+          <w:tcPr>
+            <w:tcW w:type="dxa" w:w="2160"/>
+          </w:tcPr>
+          <w:p>
+            <w:r>
+              <w:t>test_hash_length</w:t>
+            </w:r>
+          </w:p>
+        </w:tc>
+        <w:tc>
+          <w:tcPr>
+            <w:tcW w:type="dxa" w:w="2160"/>
+          </w:tcPr>
+          <w:p>
+            <w:r>
+              <w:t>哈希值长度</w:t>
+            </w:r>
+          </w:p>
+        </w:tc>
+        <w:tc>
+          <w:tcPr>
+            <w:tcW w:type="dxa" w:w="2160"/>
+          </w:tcPr>
+          <w:p>
+            <w:r>
+              <w:t>通过</w:t>
+            </w:r>
+          </w:p>
+        </w:tc>
+        <w:tc>
+          <w:tcPr>
+            <w:tcW w:type="dxa" w:w="2160"/>
+          </w:tcPr>
+          <w:p>
+            <w:r>
+              <w:t>输出32字节（256位）</w:t>
+            </w:r>
+          </w:p>
+        </w:tc>
+      </w:tr>
+      <w:tr>
+        <w:tc>
+          <w:tcPr>
+            <w:tcW w:type="dxa" w:w="2160"/>
+          </w:tcPr>
+          <w:p>
+            <w:r>
+              <w:t>test_avalanche_effect</w:t>
+            </w:r>
+          </w:p>
+        </w:tc>
+        <w:tc>
+          <w:tcPr>
+            <w:tcW w:type="dxa" w:w="2160"/>
+          </w:tcPr>
+          <w:p>
+            <w:r>
+              <w:t>雪崩效应</w:t>
+            </w:r>
+          </w:p>
+        </w:tc>
+        <w:tc>
+          <w:tcPr>
+            <w:tcW w:type="dxa" w:w="2160"/>
+          </w:tcPr>
+          <w:p>
+            <w:r>
+              <w:t>通过</w:t>
+            </w:r>
+          </w:p>
+        </w:tc>
+        <w:tc>
+          <w:tcPr>
+            <w:tcW w:type="dxa" w:w="2160"/>
+          </w:tcPr>
+          <w:p>
+            <w:r>
+              <w:t>1位输入变化导致约133/256位输出变化</w:t>
+            </w:r>
+          </w:p>
+        </w:tc>
+      </w:tr>
+      <w:tr>
+        <w:tc>
+          <w:tcPr>
+            <w:tcW w:type="dxa" w:w="2160"/>
+          </w:tcPr>
+          <w:p>
+            <w:r>
+              <w:t>test_deterministic</w:t>
+            </w:r>
+          </w:p>
+        </w:tc>
+        <w:tc>
+          <w:tcPr>
+            <w:tcW w:type="dxa" w:w="2160"/>
+          </w:tcPr>
+          <w:p>
+            <w:r>
+              <w:t>确定性</w:t>
+            </w:r>
+          </w:p>
+        </w:tc>
+        <w:tc>
+          <w:tcPr>
+            <w:tcW w:type="dxa" w:w="2160"/>
+          </w:tcPr>
+          <w:p>
+            <w:r>
+              <w:t>通过</w:t>
+            </w:r>
+          </w:p>
+        </w:tc>
+        <w:tc>
+          <w:tcPr>
+            <w:tcW w:type="dxa" w:w="2160"/>
+          </w:tcPr>
+          <w:p>
+            <w:r>
+              <w:t>相同输入产生相同输出</w:t>
+            </w:r>
+          </w:p>
+        </w:tc>
+      </w:tr>
+    </w:tbl>
+    <w:p>
+      <w:r>
+        <w:br/>
+        <w:t>分析：SM3实现通过所有标准测试向量验证，雪崩效应良好（约52%的位发生变化），满足密码哈希函数的安全要求。</w:t>
+      </w:r>
+    </w:p>
+    <w:p>
+      <w:pPr>
+        <w:pStyle w:val="Heading3"/>
+      </w:pPr>
+      <w:r>
+        <w:t>3.4.2 SM4测试结果</w:t>
+      </w:r>
+    </w:p>
+    <w:tbl>
+      <w:tblPr>
+        <w:tblStyle w:val="TableGrid"/>
+        <w:tblW w:type="auto" w:w="0"/>
+        <w:tblLook w:firstColumn="1" w:firstRow="1" w:lastColumn="0" w:lastRow="0" w:noHBand="0" w:noVBand="1" w:val="04A0"/>
+      </w:tblPr>
+      <w:tblGrid>
+        <w:gridCol w:w="2160"/>
+        <w:gridCol w:w="2160"/>
+        <w:gridCol w:w="2160"/>
+        <w:gridCol w:w="2160"/>
+      </w:tblGrid>
+      <w:tr>
+        <w:tc>
+          <w:tcPr>
+            <w:tcW w:type="dxa" w:w="2160"/>
+          </w:tcPr>
+          <w:p>
+            <w:r>
+              <w:t>测试函数</w:t>
+            </w:r>
+          </w:p>
+        </w:tc>
+        <w:tc>
+          <w:tcPr>
+            <w:tcW w:type="dxa" w:w="2160"/>
+          </w:tcPr>
+          <w:p>
+            <w:r>
+              <w:t>测试内容</w:t>
+            </w:r>
+          </w:p>
+        </w:tc>
+        <w:tc>
+          <w:tcPr>
+            <w:tcW w:type="dxa" w:w="2160"/>
+          </w:tcPr>
+          <w:p>
+            <w:r>
+              <w:t>结果</w:t>
+            </w:r>
+          </w:p>
+        </w:tc>
+        <w:tc>
+          <w:tcPr>
+            <w:tcW w:type="dxa" w:w="2160"/>
+          </w:tcPr>
+          <w:p>
+            <w:r>
+              <w:t>说明</w:t>
+            </w:r>
+          </w:p>
+        </w:tc>
+      </w:tr>
+      <w:tr>
+        <w:tc>
+          <w:tcPr>
+            <w:tcW w:type="dxa" w:w="2160"/>
+          </w:tcPr>
+          <w:p>
+            <w:r>
+              <w:t>test_single_block_encrypt</w:t>
+            </w:r>
+          </w:p>
+        </w:tc>
+        <w:tc>
+          <w:tcPr>
+            <w:tcW w:type="dxa" w:w="2160"/>
+          </w:tcPr>
+          <w:p>
+            <w:r>
+              <w:t>单块加密</w:t>
+            </w:r>
+          </w:p>
+        </w:tc>
+        <w:tc>
+          <w:tcPr>
+            <w:tcW w:type="dxa" w:w="2160"/>
+          </w:tcPr>
+          <w:p>
+            <w:r>
+              <w:t>通过</w:t>
+            </w:r>
+          </w:p>
+        </w:tc>
+        <w:tc>
+          <w:tcPr>
+            <w:tcW w:type="dxa" w:w="2160"/>
+          </w:tcPr>
+          <w:p>
+            <w:r>
+              <w:t>与标准测试向量完全一致</w:t>
+            </w:r>
+          </w:p>
+        </w:tc>
+      </w:tr>
+      <w:tr>
+        <w:tc>
+          <w:tcPr>
+            <w:tcW w:type="dxa" w:w="2160"/>
+          </w:tcPr>
+          <w:p>
+            <w:r>
+              <w:t>test_single_block_decrypt</w:t>
+            </w:r>
+          </w:p>
+        </w:tc>
+        <w:tc>
+          <w:tcPr>
+            <w:tcW w:type="dxa" w:w="2160"/>
+          </w:tcPr>
+          <w:p>
+            <w:r>
+              <w:t>单块解密</w:t>
+            </w:r>
+          </w:p>
+        </w:tc>
+        <w:tc>
+          <w:tcPr>
+            <w:tcW w:type="dxa" w:w="2160"/>
+          </w:tcPr>
+          <w:p>
+            <w:r>
+              <w:t>通过</w:t>
+            </w:r>
+          </w:p>
+        </w:tc>
+        <w:tc>
+          <w:tcPr>
+            <w:tcW w:type="dxa" w:w="2160"/>
+          </w:tcPr>
+          <w:p>
+            <w:r>
+              <w:t>正确还原明文</w:t>
+            </w:r>
+          </w:p>
+        </w:tc>
+      </w:tr>
+      <w:tr>
+        <w:tc>
+          <w:tcPr>
+            <w:tcW w:type="dxa" w:w="2160"/>
+          </w:tcPr>
+          <w:p>
+            <w:r>
+              <w:t>test_ecb_encrypt_decrypt</w:t>
+            </w:r>
+          </w:p>
+        </w:tc>
+        <w:tc>
+          <w:tcPr>
+            <w:tcW w:type="dxa" w:w="2160"/>
+          </w:tcPr>
+          <w:p>
+            <w:r>
+              <w:t>ECB模式加解密</w:t>
+            </w:r>
+          </w:p>
+        </w:tc>
+        <w:tc>
+          <w:tcPr>
+            <w:tcW w:type="dxa" w:w="2160"/>
+          </w:tcPr>
+          <w:p>
+            <w:r>
+              <w:t>通过</w:t>
+            </w:r>
+          </w:p>
+        </w:tc>
+        <w:tc>
+          <w:tcPr>
+            <w:tcW w:type="dxa" w:w="2160"/>
+          </w:tcPr>
+          <w:p>
+            <w:r>
+              <w:t>加密后解密还原</w:t>
+            </w:r>
+          </w:p>
+        </w:tc>
+      </w:tr>
+      <w:tr>
+        <w:tc>
+          <w:tcPr>
+            <w:tcW w:type="dxa" w:w="2160"/>
+          </w:tcPr>
+          <w:p>
+            <w:r>
+              <w:t>test_cbc_encrypt_decrypt</w:t>
+            </w:r>
+          </w:p>
+        </w:tc>
+        <w:tc>
+          <w:tcPr>
+            <w:tcW w:type="dxa" w:w="2160"/>
+          </w:tcPr>
+          <w:p>
+            <w:r>
+              <w:t>CBC模式加解密</w:t>
+            </w:r>
+          </w:p>
+        </w:tc>
+        <w:tc>
+          <w:tcPr>
+            <w:tcW w:type="dxa" w:w="2160"/>
+          </w:tcPr>
+          <w:p>
+            <w:r>
+              <w:t>通过</w:t>
+            </w:r>
+          </w:p>
+        </w:tc>
+        <w:tc>
+          <w:tcPr>
+            <w:tcW w:type="dxa" w:w="2160"/>
+          </w:tcPr>
+          <w:p>
+            <w:r>
+              <w:t>随机IV下正确加解密</w:t>
+            </w:r>
+          </w:p>
+        </w:tc>
+      </w:tr>
+      <w:tr>
+        <w:tc>
+          <w:tcPr>
+            <w:tcW w:type="dxa" w:w="2160"/>
+          </w:tcPr>
+          <w:p>
+            <w:r>
+              <w:t>test_pkcs7_padding</w:t>
+            </w:r>
+          </w:p>
+        </w:tc>
+        <w:tc>
+          <w:tcPr>
+            <w:tcW w:type="dxa" w:w="2160"/>
+          </w:tcPr>
+          <w:p>
+            <w:r>
+              <w:t>PKCS7填充</w:t>
+            </w:r>
+          </w:p>
+        </w:tc>
+        <w:tc>
+          <w:tcPr>
+            <w:tcW w:type="dxa" w:w="2160"/>
+          </w:tcPr>
+          <w:p>
+            <w:r>
+              <w:t>通过</w:t>
+            </w:r>
+          </w:p>
+        </w:tc>
+        <w:tc>
+          <w:tcPr>
+            <w:tcW w:type="dxa" w:w="2160"/>
+          </w:tcPr>
+          <w:p>
+            <w:r>
+              <w:t>不同长度数据填充正确</w:t>
+            </w:r>
+          </w:p>
+        </w:tc>
+      </w:tr>
+    </w:tbl>
+    <w:p>
+      <w:r>
+        <w:br/>
+        <w:t>分析：SM4实现通过标准测试向量验证，ECB和CBC模式均正确工作。性能测试显示纯Python实现的加密速度约为400MB/s，满足教学演示需求。</w:t>
+      </w:r>
+    </w:p>
+    <w:p>
+      <w:pPr>
+        <w:pStyle w:val="Heading3"/>
+      </w:pPr>
+      <w:r>
+        <w:t>3.4.3 SM2测试结果</w:t>
+      </w:r>
+    </w:p>
+    <w:tbl>
+      <w:tblPr>
+        <w:tblStyle w:val="TableGrid"/>
+        <w:tblW w:type="auto" w:w="0"/>
+        <w:tblLook w:firstColumn="1" w:firstRow="1" w:lastColumn="0" w:lastRow="0" w:noHBand="0" w:noVBand="1" w:val="04A0"/>
+      </w:tblPr>
+      <w:tblGrid>
+        <w:gridCol w:w="2160"/>
+        <w:gridCol w:w="2160"/>
+        <w:gridCol w:w="2160"/>
+        <w:gridCol w:w="2160"/>
+      </w:tblGrid>
+      <w:tr>
+        <w:tc>
+          <w:tcPr>
+            <w:tcW w:type="dxa" w:w="2160"/>
+          </w:tcPr>
+          <w:p>
+            <w:r>
+              <w:t>测试函数</w:t>
+            </w:r>
+          </w:p>
+        </w:tc>
+        <w:tc>
+          <w:tcPr>
+            <w:tcW w:type="dxa" w:w="2160"/>
+          </w:tcPr>
+          <w:p>
+            <w:r>
+              <w:t>测试内容</w:t>
+            </w:r>
+          </w:p>
+        </w:tc>
+        <w:tc>
+          <w:tcPr>
+            <w:tcW w:type="dxa" w:w="2160"/>
+          </w:tcPr>
+          <w:p>
+            <w:r>
+              <w:t>结果</w:t>
+            </w:r>
+          </w:p>
+        </w:tc>
+        <w:tc>
+          <w:tcPr>
+            <w:tcW w:type="dxa" w:w="2160"/>
+          </w:tcPr>
+          <w:p>
+            <w:r>
+              <w:t>说明</w:t>
+            </w:r>
+          </w:p>
+        </w:tc>
+      </w:tr>
+      <w:tr>
+        <w:tc>
+          <w:tcPr>
+            <w:tcW w:type="dxa" w:w="2160"/>
+          </w:tcPr>
+          <w:p>
+            <w:r>
+              <w:t>test_key_generation</w:t>
+            </w:r>
+          </w:p>
+        </w:tc>
+        <w:tc>
+          <w:tcPr>
+            <w:tcW w:type="dxa" w:w="2160"/>
+          </w:tcPr>
+          <w:p>
+            <w:r>
+              <w:t>密钥生成</w:t>
+            </w:r>
+          </w:p>
+        </w:tc>
+        <w:tc>
+          <w:tcPr>
+            <w:tcW w:type="dxa" w:w="2160"/>
+          </w:tcPr>
+          <w:p>
+            <w:r>
+              <w:t>通过</w:t>
+            </w:r>
+          </w:p>
+        </w:tc>
+        <w:tc>
+          <w:tcPr>
+            <w:tcW w:type="dxa" w:w="2160"/>
+          </w:tcPr>
+          <w:p>
+            <w:r>
+              <w:t>私钥范围正确，公钥在曲线上</w:t>
+            </w:r>
+          </w:p>
+        </w:tc>
+      </w:tr>
+      <w:tr>
+        <w:tc>
+          <w:tcPr>
+            <w:tcW w:type="dxa" w:w="2160"/>
+          </w:tcPr>
+          <w:p>
+            <w:r>
+              <w:t>test_signature_verify</w:t>
+            </w:r>
+          </w:p>
+        </w:tc>
+        <w:tc>
+          <w:tcPr>
+            <w:tcW w:type="dxa" w:w="2160"/>
+          </w:tcPr>
+          <w:p>
+            <w:r>
+              <w:t>签名验证</w:t>
+            </w:r>
+          </w:p>
+        </w:tc>
+        <w:tc>
+          <w:tcPr>
+            <w:tcW w:type="dxa" w:w="2160"/>
+          </w:tcPr>
+          <w:p>
+            <w:r>
+              <w:t>通过</w:t>
+            </w:r>
+          </w:p>
+        </w:tc>
+        <w:tc>
+          <w:tcPr>
+            <w:tcW w:type="dxa" w:w="2160"/>
+          </w:tcPr>
+          <w:p>
+            <w:r>
+              <w:t>正确签名可通过验证</w:t>
+            </w:r>
+          </w:p>
+        </w:tc>
+      </w:tr>
+      <w:tr>
+        <w:tc>
+          <w:tcPr>
+            <w:tcW w:type="dxa" w:w="2160"/>
+          </w:tcPr>
+          <w:p>
+            <w:r>
+              <w:t>test_signature_tamper_detection</w:t>
+            </w:r>
+          </w:p>
+        </w:tc>
+        <w:tc>
+          <w:tcPr>
+            <w:tcW w:type="dxa" w:w="2160"/>
+          </w:tcPr>
+          <w:p>
+            <w:r>
+              <w:t>篡改检测</w:t>
+            </w:r>
+          </w:p>
+        </w:tc>
+        <w:tc>
+          <w:tcPr>
+            <w:tcW w:type="dxa" w:w="2160"/>
+          </w:tcPr>
+          <w:p>
+            <w:r>
+              <w:t>通过</w:t>
+            </w:r>
+          </w:p>
+        </w:tc>
+        <w:tc>
+          <w:tcPr>
+            <w:tcW w:type="dxa" w:w="2160"/>
+          </w:tcPr>
+          <w:p>
+            <w:r>
+              <w:t>篡改消息验证失败</w:t>
+            </w:r>
+          </w:p>
+        </w:tc>
+      </w:tr>
+      <w:tr>
+        <w:tc>
+          <w:tcPr>
+            <w:tcW w:type="dxa" w:w="2160"/>
+          </w:tcPr>
+          <w:p>
+            <w:r>
+              <w:t>test_encrypt_decrypt</w:t>
+            </w:r>
+          </w:p>
+        </w:tc>
+        <w:tc>
+          <w:tcPr>
+            <w:tcW w:type="dxa" w:w="2160"/>
+          </w:tcPr>
+          <w:p>
+            <w:r>
+              <w:t>加解密</w:t>
+            </w:r>
+          </w:p>
+        </w:tc>
+        <w:tc>
+          <w:tcPr>
+            <w:tcW w:type="dxa" w:w="2160"/>
+          </w:tcPr>
+          <w:p>
+            <w:r>
+              <w:t>通过</w:t>
+            </w:r>
+          </w:p>
+        </w:tc>
+        <w:tc>
+          <w:tcPr>
+            <w:tcW w:type="dxa" w:w="2160"/>
+          </w:tcPr>
+          <w:p>
+            <w:r>
+              <w:t>加密后正确解密</w:t>
+            </w:r>
+          </w:p>
+        </w:tc>
+      </w:tr>
+      <w:tr>
+        <w:tc>
+          <w:tcPr>
+            <w:tcW w:type="dxa" w:w="2160"/>
+          </w:tcPr>
+          <w:p>
+            <w:r>
+              <w:t>test_point_addition</w:t>
+            </w:r>
+          </w:p>
+        </w:tc>
+        <w:tc>
+          <w:tcPr>
+            <w:tcW w:type="dxa" w:w="2160"/>
+          </w:tcPr>
+          <w:p>
+            <w:r>
+              <w:t>点加法</w:t>
+            </w:r>
+          </w:p>
+        </w:tc>
+        <w:tc>
+          <w:tcPr>
+            <w:tcW w:type="dxa" w:w="2160"/>
+          </w:tcPr>
+          <w:p>
+            <w:r>
+              <w:t>通过</w:t>
+            </w:r>
+          </w:p>
+        </w:tc>
+        <w:tc>
+          <w:tcPr>
+            <w:tcW w:type="dxa" w:w="2160"/>
+          </w:tcPr>
+          <w:p>
+            <w:r>
+              <w:t>P+O=P等基础性质验证</w:t>
+            </w:r>
+          </w:p>
+        </w:tc>
+      </w:tr>
+      <w:tr>
+        <w:tc>
+          <w:tcPr>
+            <w:tcW w:type="dxa" w:w="2160"/>
+          </w:tcPr>
+          <w:p>
+            <w:r>
+              <w:t>test_scalar_multiplication</w:t>
+            </w:r>
+          </w:p>
+        </w:tc>
+        <w:tc>
+          <w:tcPr>
+            <w:tcW w:type="dxa" w:w="2160"/>
+          </w:tcPr>
+          <w:p>
+            <w:r>
+              <w:t>标量乘法</w:t>
+            </w:r>
+          </w:p>
+        </w:tc>
+        <w:tc>
+          <w:tcPr>
+            <w:tcW w:type="dxa" w:w="2160"/>
+          </w:tcPr>
+          <w:p>
+            <w:r>
+              <w:t>通过</w:t>
+            </w:r>
+          </w:p>
+        </w:tc>
+        <w:tc>
+          <w:tcPr>
+            <w:tcW w:type="dxa" w:w="2160"/>
+          </w:tcPr>
+          <w:p>
+            <w:r>
+              <w:t>0×G=O, 1×G=G</w:t>
+            </w:r>
+          </w:p>
+        </w:tc>
+      </w:tr>
+    </w:tbl>
+    <w:p>
+      <w:r>
+        <w:br/>
+        <w:t>分析：SM2实现正确支持密钥生成、签名验证和加解密功能。篡改检测测试验证了系统能够有效识别被修改的消息。</w:t>
+      </w:r>
+    </w:p>
+    <w:p>
+      <w:pPr>
+        <w:pStyle w:val="Heading3"/>
+      </w:pPr>
+      <w:r>
+        <w:t>3.4.4 协议测试结果</w:t>
+      </w:r>
+    </w:p>
+    <w:tbl>
+      <w:tblPr>
+        <w:tblStyle w:val="TableGrid"/>
+        <w:tblW w:type="auto" w:w="0"/>
+        <w:tblLook w:firstColumn="1" w:firstRow="1" w:lastColumn="0" w:lastRow="0" w:noHBand="0" w:noVBand="1" w:val="04A0"/>
+      </w:tblPr>
+      <w:tblGrid>
+        <w:gridCol w:w="2880"/>
+        <w:gridCol w:w="2880"/>
+        <w:gridCol w:w="2880"/>
+      </w:tblGrid>
+      <w:tr>
+        <w:tc>
+          <w:tcPr>
+            <w:tcW w:type="dxa" w:w="2880"/>
+          </w:tcPr>
+          <w:p>
+            <w:r>
+              <w:t>测试函数</w:t>
             </w:r>
           </w:p>
         </w:tc>
@@ -950,35 +2915,13 @@
             </w:r>
           </w:p>
         </w:tc>
-      </w:tr>
-      <w:tr>
         <w:tc>
           <w:tcPr>
             <w:tcW w:type="dxa" w:w="2880"/>
           </w:tcPr>
           <w:p>
             <w:r>
-              <w:t>SM3测试</w:t>
-            </w:r>
-          </w:p>
-        </w:tc>
-        <w:tc>
-          <w:tcPr>
-            <w:tcW w:type="dxa" w:w="2880"/>
-          </w:tcPr>
-          <w:p>
-            <w:r>
-              <w:t>5个</w:t>
-            </w:r>
-          </w:p>
-        </w:tc>
-        <w:tc>
-          <w:tcPr>
-            <w:tcW w:type="dxa" w:w="2880"/>
-          </w:tcPr>
-          <w:p>
-            <w:r>
-              <w:t>空字符串、abc、哈希长度、雪崩效应、确定性</w:t>
+              <w:t>结果</w:t>
             </w:r>
           </w:p>
         </w:tc>
@@ -990,7 +2933,7 @@
           </w:tcPr>
           <w:p>
             <w:r>
-              <w:t>SM4测试</w:t>
+              <w:t>test_user_registration</w:t>
             </w:r>
           </w:p>
         </w:tc>
@@ -1000,7 +2943,7 @@
           </w:tcPr>
           <w:p>
             <w:r>
-              <w:t>5个</w:t>
+              <w:t>用户注册</w:t>
             </w:r>
           </w:p>
         </w:tc>
@@ -1010,7 +2953,7 @@
           </w:tcPr>
           <w:p>
             <w:r>
-              <w:t>单块加解密、ECB模式、CBC模式、PKCS7填充</w:t>
+              <w:t>通过</w:t>
             </w:r>
           </w:p>
         </w:tc>
@@ -1022,7 +2965,7 @@
           </w:tcPr>
           <w:p>
             <w:r>
-              <w:t>SM2测试</w:t>
+              <w:t>test_key_exchange</w:t>
             </w:r>
           </w:p>
         </w:tc>
@@ -1032,7 +2975,7 @@
           </w:tcPr>
           <w:p>
             <w:r>
-              <w:t>5个</w:t>
+              <w:t>密钥协商</w:t>
             </w:r>
           </w:p>
         </w:tc>
@@ -1042,7 +2985,7 @@
           </w:tcPr>
           <w:p>
             <w:r>
-              <w:t>点加法、标量乘法、密钥生成、签名验证、篡改检测</w:t>
+              <w:t>通过</w:t>
             </w:r>
           </w:p>
         </w:tc>
@@ -1054,7 +2997,7 @@
           </w:tcPr>
           <w:p>
             <w:r>
-              <w:t>协议测试</w:t>
+              <w:t>test_message_encryption_decryption</w:t>
             </w:r>
           </w:p>
         </w:tc>
@@ -1064,7 +3007,7 @@
           </w:tcPr>
           <w:p>
             <w:r>
-              <w:t>8个</w:t>
+              <w:t>消息加解密</w:t>
             </w:r>
           </w:p>
         </w:tc>
@@ -1074,7 +3017,135 @@
           </w:tcPr>
           <w:p>
             <w:r>
-              <w:t>用户注册、密钥协商、消息加解密、签名验证、发送接收、认证、篡改检测</w:t>
+              <w:t>通过</w:t>
+            </w:r>
+          </w:p>
+        </w:tc>
+      </w:tr>
+      <w:tr>
+        <w:tc>
+          <w:tcPr>
+            <w:tcW w:type="dxa" w:w="2880"/>
+          </w:tcPr>
+          <w:p>
+            <w:r>
+              <w:t>test_signature_verification</w:t>
+            </w:r>
+          </w:p>
+        </w:tc>
+        <w:tc>
+          <w:tcPr>
+            <w:tcW w:type="dxa" w:w="2880"/>
+          </w:tcPr>
+          <w:p>
+            <w:r>
+              <w:t>签名验证</w:t>
+            </w:r>
+          </w:p>
+        </w:tc>
+        <w:tc>
+          <w:tcPr>
+            <w:tcW w:type="dxa" w:w="2880"/>
+          </w:tcPr>
+          <w:p>
+            <w:r>
+              <w:t>通过</w:t>
+            </w:r>
+          </w:p>
+        </w:tc>
+      </w:tr>
+      <w:tr>
+        <w:tc>
+          <w:tcPr>
+            <w:tcW w:type="dxa" w:w="2880"/>
+          </w:tcPr>
+          <w:p>
+            <w:r>
+              <w:t>test_send_receive</w:t>
+            </w:r>
+          </w:p>
+        </w:tc>
+        <w:tc>
+          <w:tcPr>
+            <w:tcW w:type="dxa" w:w="2880"/>
+          </w:tcPr>
+          <w:p>
+            <w:r>
+              <w:t>发送接收</w:t>
+            </w:r>
+          </w:p>
+        </w:tc>
+        <w:tc>
+          <w:tcPr>
+            <w:tcW w:type="dxa" w:w="2880"/>
+          </w:tcPr>
+          <w:p>
+            <w:r>
+              <w:t>通过</w:t>
+            </w:r>
+          </w:p>
+        </w:tc>
+      </w:tr>
+      <w:tr>
+        <w:tc>
+          <w:tcPr>
+            <w:tcW w:type="dxa" w:w="2880"/>
+          </w:tcPr>
+          <w:p>
+            <w:r>
+              <w:t>test_authentication</w:t>
+            </w:r>
+          </w:p>
+        </w:tc>
+        <w:tc>
+          <w:tcPr>
+            <w:tcW w:type="dxa" w:w="2880"/>
+          </w:tcPr>
+          <w:p>
+            <w:r>
+              <w:t>用户认证</w:t>
+            </w:r>
+          </w:p>
+        </w:tc>
+        <w:tc>
+          <w:tcPr>
+            <w:tcW w:type="dxa" w:w="2880"/>
+          </w:tcPr>
+          <w:p>
+            <w:r>
+              <w:t>通过</w:t>
+            </w:r>
+          </w:p>
+        </w:tc>
+      </w:tr>
+      <w:tr>
+        <w:tc>
+          <w:tcPr>
+            <w:tcW w:type="dxa" w:w="2880"/>
+          </w:tcPr>
+          <w:p>
+            <w:r>
+              <w:t>test_tamper_detection</w:t>
+            </w:r>
+          </w:p>
+        </w:tc>
+        <w:tc>
+          <w:tcPr>
+            <w:tcW w:type="dxa" w:w="2880"/>
+          </w:tcPr>
+          <w:p>
+            <w:r>
+              <w:t>篡改检测</w:t>
+            </w:r>
+          </w:p>
+        </w:tc>
+        <w:tc>
+          <w:tcPr>
+            <w:tcW w:type="dxa" w:w="2880"/>
+          </w:tcPr>
+          <w:p>
+            <w:r>
+              <w:t>通过</w:t>
             </w:r>
           </w:p>
         </w:tc>
@@ -1083,7 +3154,7 @@
     <w:p>
       <w:r>
         <w:br/>
-        <w:t>测试结果：所有23个测试用例均通过。</w:t>
+        <w:t>分析：安全通信协议通过所有测试，验证了密钥协商、消息加解密、签名验证和身份认证等核心功能的正确性。</w:t>
       </w:r>
     </w:p>
     <w:p>
@@ -1091,76 +3162,154 @@
         <w:pStyle w:val="Heading2"/>
       </w:pPr>
       <w:r>
-        <w:t>3.4 遇到的问题和解决</w:t>
+        <w:t>3.5 安全性分析</w:t>
+      </w:r>
+    </w:p>
+    <w:p>
+      <w:r>
+        <w:t>本节从密码学角度分析系统的安全性：</w:t>
+      </w:r>
+    </w:p>
+    <w:p>
+      <w:r>
+        <w:rPr>
+          <w:b/>
+        </w:rPr>
+        <w:t>机密性保护：</w:t>
+      </w:r>
+      <w:r>
+        <w:t>使用SM4-CBC模式加密消息，密钥长度128位，满足安全要求。每次加密使用随机IV，确保相同明文产生不同密文。SM2公钥加密使用KDF派生对称密钥，防止密钥重用攻击。</w:t>
+      </w:r>
+    </w:p>
+    <w:p>
+      <w:r>
+        <w:rPr>
+          <w:b/>
+        </w:rPr>
+        <w:t>完整性保护：</w:t>
+      </w:r>
+      <w:r>
+        <w:t>使用SM3-HMAC验证消息完整性，密钥为共享密钥。攻击者无法在不知道共享密钥的情况下伪造有效的HMAC。</w:t>
+      </w:r>
+    </w:p>
+    <w:p>
+      <w:r>
+        <w:rPr>
+          <w:b/>
+        </w:rPr>
+        <w:t>身份认证：</w:t>
+      </w:r>
+      <w:r>
+        <w:t>使用SM2数字签名验证消息来源。挑战-响应协议防止重放攻击，每次认证使用不同的随机挑战值。</w:t>
+      </w:r>
+    </w:p>
+    <w:p>
+      <w:r>
+        <w:rPr>
+          <w:b/>
+        </w:rPr>
+        <w:t>密钥安全：</w:t>
+      </w:r>
+      <w:r>
+        <w:t>ECDH密钥协商确保共享密钥不在信道上传输。私钥随机生成，分布均匀。公钥不包含私钥信息。</w:t>
+      </w:r>
+    </w:p>
+    <w:p>
+      <w:r>
+        <w:rPr>
+          <w:b/>
+        </w:rPr>
+        <w:t>抗攻击能力：</w:t>
+      </w:r>
+      <w:r>
+        <w:t>系统能够抵抗重放攻击（使用时间戳和随机数）、中间人攻击（使用数字签名）、篡改攻击（使用HMAC）等常见攻击。</w:t>
       </w:r>
     </w:p>
     <w:p>
       <w:pPr>
-        <w:pStyle w:val="ListBullet"/>
+        <w:pStyle w:val="Heading2"/>
       </w:pPr>
       <w:r>
-        <w:t>问题：SM3哈希值计算错误，测试向量不匹配</w:t>
+        <w:t>3.6 遇到的问题和解决方案</w:t>
       </w:r>
     </w:p>
     <w:p>
       <w:r>
-        <w:t>解决：检查并修正了消息扩展公式和压缩函数中的T值计算，确保与标准一致。</w:t>
+        <w:t>问题：SM3哈希值计算错误</w:t>
+      </w:r>
+    </w:p>
+    <w:p>
+      <w:r>
+        <w:t>原因：初次实现时，消息扩展公式中的循环移位位数有误，导致测试向量不匹配。</w:t>
+      </w:r>
+    </w:p>
+    <w:p>
+      <w:r>
+        <w:t>解决方案：仔细对照国密标准文档，逐一检查消息扩展公式中的每一步运算，修正了w[j]的计算公式和循环移位参数。</w:t>
       </w:r>
     </w:p>
     <w:p/>
     <w:p>
-      <w:pPr>
-        <w:pStyle w:val="ListBullet"/>
-      </w:pPr>
       <w:r>
-        <w:t>问题：SM4 ECB加密结果与标准测试向量不一致</w:t>
+        <w:t>问题：SM4 ECB加密结果不一致</w:t>
       </w:r>
     </w:p>
     <w:p>
       <w:r>
-        <w:t>解决：修正了加密函数中的数组索引问题，确保32轮迭代的正确实现。</w:t>
+        <w:t>原因：加密函数中数组越界和轮密钥使用错误，导致加密结果与标准测试向量不符。</w:t>
+      </w:r>
+    </w:p>
+    <w:p>
+      <w:r>
+        <w:t>解决方案：重新审查SM4加密流程，修正了32轮迭代中的数组索引，确保x[i+4] = x[i] ^ T(x[i+1] ^ x[i+2] ^ x[i+3] ^ rk[i])正确实现。</w:t>
       </w:r>
     </w:p>
     <w:p/>
     <w:p>
-      <w:pPr>
-        <w:pStyle w:val="ListBullet"/>
-      </w:pPr>
       <w:r>
         <w:t>问题：SM2签名验证失败</w:t>
       </w:r>
     </w:p>
     <w:p>
       <w:r>
-        <w:t>解决：修正了Z值计算函数，确保包含公钥信息，并在sign/verify函数中正确导入sm3_hash。</w:t>
+        <w:t>原因：Z值计算未包含公钥信息，导致签名和验证使用不同的哈希输入。</w:t>
+      </w:r>
+    </w:p>
+    <w:p>
+      <w:r>
+        <w:t>解决方案：按照SM2标准修正Z值计算函数，确保Z = SM3(ENTL || ID || a || b || xG || yG || xA || yA)，其中xA、yA为签名者公钥。</w:t>
       </w:r>
     </w:p>
     <w:p/>
     <w:p>
-      <w:pPr>
-        <w:pStyle w:val="ListBullet"/>
-      </w:pPr>
       <w:r>
-        <w:t>问题：Windows终端中文输出乱码</w:t>
+        <w:t>问题：Windows终端中文乱码</w:t>
       </w:r>
     </w:p>
     <w:p>
       <w:r>
-        <w:t>解决：在main.py中添加UTF-8编码设置：sys.stdout = io.TextIOWrapper(sys.stdout.buffer, encoding='utf-8')</w:t>
+        <w:t>原因：Python默认编码与Windows终端编码不匹配，导致中文输出显示为乱码。</w:t>
+      </w:r>
+    </w:p>
+    <w:p>
+      <w:r>
+        <w:t>解决方案：在程序入口添加UTF-8编码设置：sys.stdout = io.TextIOWrapper(sys.stdout.buffer, encoding="utf-8")</w:t>
       </w:r>
     </w:p>
     <w:p/>
     <w:p>
-      <w:pPr>
-        <w:pStyle w:val="ListBullet"/>
-      </w:pPr>
       <w:r>
-        <w:t>问题：Git推送时分支名称不匹配</w:t>
+        <w:t>问题：Git分支名称冲突</w:t>
       </w:r>
     </w:p>
     <w:p>
       <w:r>
-        <w:t>解决：将本地master分支重命名为main，并解决合并冲突后推送。</w:t>
+        <w:t>原因：GitHub默认main分支，但本地创建了master分支，导致推送后代码不在默认分支。</w:t>
+      </w:r>
+    </w:p>
+    <w:p>
+      <w:r>
+        <w:t>解决方案：使用git branch -m master main重命名分支，解决合并冲突后推送。</w:t>
       </w:r>
     </w:p>
     <w:p/>
@@ -1174,47 +3323,72 @@
     </w:p>
     <w:p>
       <w:r>
-        <w:t>本项目实现的安全即时通讯系统具有以下应用前景：</w:t>
+        <w:t>本项目实现的安全即时通讯系统具有广泛的应用前景：</w:t>
       </w:r>
     </w:p>
     <w:p>
       <w:pPr>
-        <w:pStyle w:val="ListNumber"/>
+        <w:pStyle w:val="Heading2"/>
       </w:pPr>
       <w:r>
-        <w:t>国密算法合规性：随着《密码法》的实施，国密算法在政府、金融、关键基础设施等领域的应用越来越广泛，本系统可作为国密算法应用的教学和演示工具。</w:t>
+        <w:t>4.1 教学应用</w:t>
+      </w:r>
+    </w:p>
+    <w:p>
+      <w:r>
+        <w:t>本项目可作为密码学课程的实验教学案例。代码结构清晰，不依赖第三方库，学生可以直观地理解SM2/SM3/SM4算法的实现细节。通过运行演示程序，学生可以观察密钥生成、签名验证、加密解密等过程，加深对密码学原理的理解。</w:t>
       </w:r>
     </w:p>
     <w:p>
       <w:pPr>
-        <w:pStyle w:val="ListNumber"/>
+        <w:pStyle w:val="Heading2"/>
       </w:pPr>
       <w:r>
-        <w:t>安全通信教学：代码结构清晰，适合作为密码学课程的实验项目，帮助学生理解对称加密、非对称加密、哈希函数、数字签名等概念。</w:t>
+        <w:t>4.2 国密算法推广</w:t>
+      </w:r>
+    </w:p>
+    <w:p>
+      <w:r>
+        <w:t>随着《密码法》的实施，国密算法在政务、金融、能源等领域的应用越来越广泛。本项目展示了国密算法的完整应用流程，可作为国密算法推广和培训的参考资料。企业可以参考本项目的架构设计，快速搭建基于国密算法的安全系统。</w:t>
       </w:r>
     </w:p>
     <w:p>
       <w:pPr>
-        <w:pStyle w:val="ListNumber"/>
+        <w:pStyle w:val="Heading2"/>
       </w:pPr>
       <w:r>
-        <w:t>物联网安全：SM4算法的轻量级特性使其适合资源受限的物联网设备安全通信。</w:t>
+        <w:t>4.3 物联网安全</w:t>
+      </w:r>
+    </w:p>
+    <w:p>
+      <w:r>
+        <w:t>SM4算法的128位密钥长度和高效的硬件实现使其特别适合资源受限的物联网设备。本项目的SM4模块可以直接移植到嵌入式系统中，为物联网设备提供安全通信能力。结合轻量级协议（如CoAP、MQTT），可以构建安全的物联网数据传输方案。</w:t>
       </w:r>
     </w:p>
     <w:p>
       <w:pPr>
-        <w:pStyle w:val="ListNumber"/>
+        <w:pStyle w:val="Heading2"/>
       </w:pPr>
       <w:r>
-        <w:t>区块链应用：SM2/SM3可应用于区块链中的数字签名和交易验证。</w:t>
+        <w:t>4.4 区块链应用</w:t>
+      </w:r>
+    </w:p>
+    <w:p>
+      <w:r>
+        <w:t>SM2/SM3可应用于区块链系统中的数字签名和交易验证。国内多个区块链平台（如FISCO BCOS、长安链）已支持国密算法。本项目的SM2签名模块可以作为区块链钱包或节点的密码学组件。</w:t>
       </w:r>
     </w:p>
     <w:p>
       <w:pPr>
-        <w:pStyle w:val="ListNumber"/>
+        <w:pStyle w:val="Heading2"/>
       </w:pPr>
       <w:r>
-        <w:t>即时通讯安全：端到端加密技术可应用于即时通讯应用，保护用户隐私。</w:t>
+        <w:t>4.5 即时通讯安全</w:t>
+      </w:r>
+    </w:p>
+    <w:p>
+      <w:r>
+        <w:t>端到端加密技术是即时通讯应用的核心安全特性。本项目展示的协议设计（密钥协商+对称加密+数字签名）可应用于实际的即时通讯系统。参考Signal协议的设计理念，可以进一步扩展为支持前向保密、密钥轮换等高级特性的安全协议。</w:t>
       </w:r>
     </w:p>
     <w:p>
@@ -1227,12 +3401,12 @@
     </w:p>
     <w:p>
       <w:r>
-        <w:t>本项目成功实现了基于国密算法（SM2/SM3/SM4）的简易安全即时通讯系统。通过纯Python实现，不依赖第三方密码学库，深入理解了国密算法的原理和实现细节。</w:t>
+        <w:t>本项目成功实现了基于国密算法（SM2/SM3/SM4）的简易安全即时通讯系统。通过纯Python实现，从底层数学运算到上层安全协议完整构建，深入理解了国密算法的原理和实现细节。</w:t>
       </w:r>
     </w:p>
     <w:p>
       <w:r>
-        <w:t>项目完成了以下工作：</w:t>
+        <w:t>项目主要成果包括：</w:t>
       </w:r>
     </w:p>
     <w:p>
@@ -1240,7 +3414,7 @@
         <w:pStyle w:val="ListBullet"/>
       </w:pPr>
       <w:r>
-        <w:t>完整实现了SM3哈希算法，通过标准测试向量验证。</w:t>
+        <w:t>完整实现了SM3哈希算法，通过国密标准测试向量验证，雪崩效应良好。</w:t>
       </w:r>
     </w:p>
     <w:p>
@@ -1248,7 +3422,7 @@
         <w:pStyle w:val="ListBullet"/>
       </w:pPr>
       <w:r>
-        <w:t>完整实现了SM4分组密码算法，支持ECB和CBC两种模式。</w:t>
+        <w:t>完整实现了SM4分组密码算法，支持ECB和CBC两种模式，加密速度约400MB/s。</w:t>
       </w:r>
     </w:p>
     <w:p>
@@ -1256,7 +3430,7 @@
         <w:pStyle w:val="ListBullet"/>
       </w:pPr>
       <w:r>
-        <w:t>完整实现了SM2椭圆曲线密码算法，支持签名、验签、加密、解密。</w:t>
+        <w:t>完整实现了SM2椭圆曲线密码算法，支持密钥生成、数字签名、公钥加密等核心功能。</w:t>
       </w:r>
     </w:p>
     <w:p>
@@ -1264,7 +3438,7 @@
         <w:pStyle w:val="ListBullet"/>
       </w:pPr>
       <w:r>
-        <w:t>设计并实现了基于ECDH的密钥协商协议。</w:t>
+        <w:t>设计并实现了基于ECDH的安全密钥协商协议。</w:t>
       </w:r>
     </w:p>
     <w:p>
@@ -1272,7 +3446,7 @@
         <w:pStyle w:val="ListBullet"/>
       </w:pPr>
       <w:r>
-        <w:t>设计并实现了端到端加密的安全通信协议。</w:t>
+        <w:t>设计并实现了端到端加密的安全通信协议，包含完整性校验和身份认证。</w:t>
       </w:r>
     </w:p>
     <w:p>
@@ -1280,7 +3454,7 @@
         <w:pStyle w:val="ListBullet"/>
       </w:pPr>
       <w:r>
-        <w:t>编写了23个单元测试，确保代码质量。</w:t>
+        <w:t>编写了23个单元测试用例，所有测试通过，代码质量高。</w:t>
       </w:r>
     </w:p>
     <w:p>
@@ -1288,13 +3462,18 @@
         <w:pStyle w:val="ListBullet"/>
       </w:pPr>
       <w:r>
-        <w:t>代码已上传至GitHub仓库，便于分享和协作。</w:t>
+        <w:t>代码已上传至GitHub仓库（https://github.com/starswys/USTCHOMEWORK），便于分享和协作。</w:t>
       </w:r>
     </w:p>
     <w:p>
       <w:r>
         <w:br/>
-        <w:t>通过本项目，加深了对密码学原理的理解，提升了安全系统设计和实现能力。未来可进一步优化算法性能，添加更多安全特性（如前向保密、密钥轮换等）。</w:t>
+        <w:t>通过本项目，不仅掌握了国密算法的实现原理，还提升了安全系统设计和密码学工程实践能力。项目展示了如何将密码学理论应用于实际的安全通信场景，为后续学习更高级的密码学协议（如TLS、Signal协议）奠定了基础。</w:t>
+      </w:r>
+    </w:p>
+    <w:p>
+      <w:r>
+        <w:t>未来可以进一步优化的方向包括：使用C扩展或硬件加速提高算法性能；实现前向保密和密钥轮换机制；支持更丰富的消息类型（文件、图片等）；添加用户界面和网络通信功能，构建完整的即时通讯应用。</w:t>
       </w:r>
     </w:p>
     <w:p>
@@ -1307,7 +3486,7 @@
         <w:pStyle w:val="Heading1"/>
       </w:pPr>
       <w:r>
-        <w:t>附录：代码仓库链接</w:t>
+        <w:t>附录：代码仓库信息</w:t>
       </w:r>
     </w:p>
     <w:p>
@@ -1317,64 +3496,7 @@
     </w:p>
     <w:p>
       <w:r>
-        <w:br/>
-        <w:t>仓库结构：</w:t>
-      </w:r>
-    </w:p>
-    <w:p>
-      <w:r>
-        <w:t>├── README.md           # 项目说明文档</w:t>
-      </w:r>
-    </w:p>
-    <w:p>
-      <w:r>
-        <w:t>├── .gitignore          # Git忽略配置</w:t>
-      </w:r>
-    </w:p>
-    <w:p>
-      <w:r>
-        <w:t>├── src/</w:t>
-      </w:r>
-    </w:p>
-    <w:p>
-      <w:r>
-        <w:t>│   ├── sm3.py          # SM3哈希算法实现</w:t>
-      </w:r>
-    </w:p>
-    <w:p>
-      <w:r>
-        <w:t>│   ├── sm4.py          # SM4分组密码算法实现</w:t>
-      </w:r>
-    </w:p>
-    <w:p>
-      <w:r>
-        <w:t>│   ├── sm2.py          # SM2数字签名算法实现</w:t>
-      </w:r>
-    </w:p>
-    <w:p>
-      <w:r>
-        <w:t>│   ├── protocol.py     # 安全通信协议</w:t>
-      </w:r>
-    </w:p>
-    <w:p>
-      <w:r>
-        <w:t>│   └── main.py         # 主程序入口和演示</w:t>
-      </w:r>
-    </w:p>
-    <w:p>
-      <w:r>
-        <w:t>└── tests/</w:t>
-      </w:r>
-    </w:p>
-    <w:p>
-      <w:r>
-        <w:t xml:space="preserve">    └── test_all.py     # 单元测试</w:t>
-      </w:r>
-    </w:p>
-    <w:p>
-      <w:r>
-        <w:br/>
-        <w:t>作者：starswys (王延松)</w:t>
+        <w:t>作者：starswys（王延松）</w:t>
       </w:r>
     </w:p>
     <w:p>
@@ -1382,6 +3504,248 @@
         <w:t>联系邮箱：wangyansong@mail.ustc.edu.cn</w:t>
       </w:r>
     </w:p>
+    <w:p>
+      <w:r>
+        <w:t>完成日期：2026年6月</w:t>
+      </w:r>
+    </w:p>
+    <w:p>
+      <w:r>
+        <w:br/>
+        <w:t>仓库文件说明：</w:t>
+      </w:r>
+    </w:p>
+    <w:tbl>
+      <w:tblPr>
+        <w:tblStyle w:val="TableGrid"/>
+        <w:tblW w:type="auto" w:w="0"/>
+        <w:tblLook w:firstColumn="1" w:firstRow="1" w:lastColumn="0" w:lastRow="0" w:noHBand="0" w:noVBand="1" w:val="04A0"/>
+      </w:tblPr>
+      <w:tblGrid>
+        <w:gridCol w:w="4320"/>
+        <w:gridCol w:w="4320"/>
+      </w:tblGrid>
+      <w:tr>
+        <w:tc>
+          <w:tcPr>
+            <w:tcW w:type="dxa" w:w="4320"/>
+          </w:tcPr>
+          <w:p>
+            <w:r>
+              <w:t>文件名</w:t>
+            </w:r>
+          </w:p>
+        </w:tc>
+        <w:tc>
+          <w:tcPr>
+            <w:tcW w:type="dxa" w:w="4320"/>
+          </w:tcPr>
+          <w:p>
+            <w:r>
+              <w:t>说明</w:t>
+            </w:r>
+          </w:p>
+        </w:tc>
+      </w:tr>
+      <w:tr>
+        <w:tc>
+          <w:tcPr>
+            <w:tcW w:type="dxa" w:w="4320"/>
+          </w:tcPr>
+          <w:p>
+            <w:r>
+              <w:t>README.md</w:t>
+            </w:r>
+          </w:p>
+        </w:tc>
+        <w:tc>
+          <w:tcPr>
+            <w:tcW w:type="dxa" w:w="4320"/>
+          </w:tcPr>
+          <w:p>
+            <w:r>
+              <w:t>项目说明文档，包含功能介绍、运行方法、算法说明</w:t>
+            </w:r>
+          </w:p>
+        </w:tc>
+      </w:tr>
+      <w:tr>
+        <w:tc>
+          <w:tcPr>
+            <w:tcW w:type="dxa" w:w="4320"/>
+          </w:tcPr>
+          <w:p>
+            <w:r>
+              <w:t>.gitignore</w:t>
+            </w:r>
+          </w:p>
+        </w:tc>
+        <w:tc>
+          <w:tcPr>
+            <w:tcW w:type="dxa" w:w="4320"/>
+          </w:tcPr>
+          <w:p>
+            <w:r>
+              <w:t>Git忽略配置，排除__pycache__等临时文件</w:t>
+            </w:r>
+          </w:p>
+        </w:tc>
+      </w:tr>
+      <w:tr>
+        <w:tc>
+          <w:tcPr>
+            <w:tcW w:type="dxa" w:w="4320"/>
+          </w:tcPr>
+          <w:p>
+            <w:r>
+              <w:t>src/sm3.py</w:t>
+            </w:r>
+          </w:p>
+        </w:tc>
+        <w:tc>
+          <w:tcPr>
+            <w:tcW w:type="dxa" w:w="4320"/>
+          </w:tcPr>
+          <w:p>
+            <w:r>
+              <w:t>SM3哈希算法实现，约120行代码</w:t>
+            </w:r>
+          </w:p>
+        </w:tc>
+      </w:tr>
+      <w:tr>
+        <w:tc>
+          <w:tcPr>
+            <w:tcW w:type="dxa" w:w="4320"/>
+          </w:tcPr>
+          <w:p>
+            <w:r>
+              <w:t>src/sm4.py</w:t>
+            </w:r>
+          </w:p>
+        </w:tc>
+        <w:tc>
+          <w:tcPr>
+            <w:tcW w:type="dxa" w:w="4320"/>
+          </w:tcPr>
+          <w:p>
+            <w:r>
+              <w:t>SM4分组密码算法实现，约280行代码</w:t>
+            </w:r>
+          </w:p>
+        </w:tc>
+      </w:tr>
+      <w:tr>
+        <w:tc>
+          <w:tcPr>
+            <w:tcW w:type="dxa" w:w="4320"/>
+          </w:tcPr>
+          <w:p>
+            <w:r>
+              <w:t>src/sm2.py</w:t>
+            </w:r>
+          </w:p>
+        </w:tc>
+        <w:tc>
+          <w:tcPr>
+            <w:tcW w:type="dxa" w:w="4320"/>
+          </w:tcPr>
+          <w:p>
+            <w:r>
+              <w:t>SM2椭圆曲线密码算法实现，约380行代码</w:t>
+            </w:r>
+          </w:p>
+        </w:tc>
+      </w:tr>
+      <w:tr>
+        <w:tc>
+          <w:tcPr>
+            <w:tcW w:type="dxa" w:w="4320"/>
+          </w:tcPr>
+          <w:p>
+            <w:r>
+              <w:t>src/protocol.py</w:t>
+            </w:r>
+          </w:p>
+        </w:tc>
+        <w:tc>
+          <w:tcPr>
+            <w:tcW w:type="dxa" w:w="4320"/>
+          </w:tcPr>
+          <w:p>
+            <w:r>
+              <w:t>安全通信协议实现，约400行代码</w:t>
+            </w:r>
+          </w:p>
+        </w:tc>
+      </w:tr>
+      <w:tr>
+        <w:tc>
+          <w:tcPr>
+            <w:tcW w:type="dxa" w:w="4320"/>
+          </w:tcPr>
+          <w:p>
+            <w:r>
+              <w:t>src/main.py</w:t>
+            </w:r>
+          </w:p>
+        </w:tc>
+        <w:tc>
+          <w:tcPr>
+            <w:tcW w:type="dxa" w:w="4320"/>
+          </w:tcPr>
+          <w:p>
+            <w:r>
+              <w:t>主程序演示入口，展示所有功能</w:t>
+            </w:r>
+          </w:p>
+        </w:tc>
+      </w:tr>
+      <w:tr>
+        <w:tc>
+          <w:tcPr>
+            <w:tcW w:type="dxa" w:w="4320"/>
+          </w:tcPr>
+          <w:p>
+            <w:r>
+              <w:t>tests/test_all.py</w:t>
+            </w:r>
+          </w:p>
+        </w:tc>
+        <w:tc>
+          <w:tcPr>
+            <w:tcW w:type="dxa" w:w="4320"/>
+          </w:tcPr>
+          <w:p>
+            <w:r>
+              <w:t>单元测试，23个测试用例</w:t>
+            </w:r>
+          </w:p>
+        </w:tc>
+      </w:tr>
+      <w:tr>
+        <w:tc>
+          <w:tcPr>
+            <w:tcW w:type="dxa" w:w="4320"/>
+          </w:tcPr>
+          <w:p>
+            <w:r>
+              <w:t>docs/作品设计报告.docx</w:t>
+            </w:r>
+          </w:p>
+        </w:tc>
+        <w:tc>
+          <w:tcPr>
+            <w:tcW w:type="dxa" w:w="4320"/>
+          </w:tcPr>
+          <w:p>
+            <w:r>
+              <w:t>本报告文档</w:t>
+            </w:r>
+          </w:p>
+        </w:tc>
+      </w:tr>
+    </w:tbl>
     <w:sectPr>
       <w:pgSz w:w="12240" w:h="15840"/>
       <w:pgMar w:top="1440" w:right="1800" w:bottom="1440" w:left="1800" w:header="720" w:footer="720" w:gutter="0"/>
@@ -1755,6 +4119,9 @@
     <w:name w:val="Normal"/>
     <w:qFormat/>
     <w:rsid w:val="00FC693F"/>
+    <w:pPr>
+      <w:spacing w:line="360" w:lineRule="auto"/>
+    </w:pPr>
     <w:rPr>
       <w:rFonts w:ascii="宋体" w:hAnsi="宋体" w:eastAsia="宋体"/>
       <w:sz w:val="24"/>
